--- a/manuscript/manuscript.docx
+++ b/manuscript/manuscript.docx
@@ -274,15 +274,32 @@
         </w:rPr>
         <w:t xml:space="preserve">E-mail: </w:t>
       </w:r>
-      <w:hyperlink r:id="rId8" w:history="1">
-        <w:r>
-          <w:rPr>
-            <w:rStyle w:val="Hyperlink"/>
-            <w:lang w:val="de-DE"/>
-          </w:rPr>
-          <w:t>santos.leiva@untrm.edu.pe</w:t>
-        </w:r>
-      </w:hyperlink>
+      <w:r>
+        <w:fldChar w:fldCharType="begin"/>
+      </w:r>
+      <w:r>
+        <w:rPr>
+          <w:lang w:val="de-DE"/>
+        </w:rPr>
+        <w:instrText>HYPERLINK "mailto:santos.leiva@untrm.edu.pe"</w:instrText>
+      </w:r>
+      <w:r>
+        <w:fldChar w:fldCharType="separate"/>
+      </w:r>
+      <w:r>
+        <w:rPr>
+          <w:rStyle w:val="Hyperlink"/>
+          <w:lang w:val="de-DE"/>
+        </w:rPr>
+        <w:t>santos.leiva@untrm.edu.pe</w:t>
+      </w:r>
+      <w:r>
+        <w:rPr>
+          <w:rStyle w:val="Hyperlink"/>
+          <w:lang w:val="de-DE"/>
+        </w:rPr>
+        <w:fldChar w:fldCharType="end"/>
+      </w:r>
       <w:r>
         <w:rPr>
           <w:lang w:val="de-DE"/>
@@ -1271,6 +1288,30 @@
       </w:r>
       <w:r>
         <w:rPr>
+          <w:b/>
+          <w:bCs/>
+          <w:lang w:val="en-US"/>
+        </w:rPr>
+        <w:t xml:space="preserve"> </w:t>
+      </w:r>
+      <w:proofErr w:type="spellStart"/>
+      <w:r>
+        <w:rPr>
+          <w:lang w:val="en-US"/>
+        </w:rPr>
+        <w:t>Miridae</w:t>
+      </w:r>
+      <w:proofErr w:type="spellEnd"/>
+      <w:r>
+        <w:rPr>
+          <w:b/>
+          <w:bCs/>
+          <w:lang w:val="en-US"/>
+        </w:rPr>
+        <w:t>,</w:t>
+      </w:r>
+      <w:r>
+        <w:rPr>
           <w:lang w:val="en-US"/>
         </w:rPr>
         <w:t xml:space="preserve"> </w:t>
@@ -1342,20 +1383,41 @@
         </w:rPr>
         <w:t xml:space="preserve"> L.) is a tropical crop of high socioeconomic importance and constitutes the main raw material for the global chocolate industry </w:t>
       </w:r>
+      <w:hyperlink r:id="rId8">
+        <w:r>
+          <w:rPr>
+            <w:rStyle w:val="Hyperlink"/>
+            <w:lang w:val="en-US"/>
+          </w:rPr>
+          <w:t>(Kongor et al. 2024)</w:t>
+        </w:r>
+      </w:hyperlink>
+      <w:r>
+        <w:rPr>
+          <w:lang w:val="en-US"/>
+        </w:rPr>
+        <w:t xml:space="preserve">. Its production provides income and livelihoods for approximately 40–50 million people worldwide </w:t>
+      </w:r>
       <w:hyperlink r:id="rId9">
         <w:r>
           <w:rPr>
             <w:rStyle w:val="Hyperlink"/>
             <w:lang w:val="en-US"/>
           </w:rPr>
-          <w:t>(Kongor et al. 2024)</w:t>
+          <w:t>(Beg et al. 2017; Kongor et al. 2024)</w:t>
         </w:r>
       </w:hyperlink>
       <w:r>
         <w:rPr>
           <w:lang w:val="en-US"/>
         </w:rPr>
-        <w:t xml:space="preserve">. Its production provides income and livelihoods for approximately 40–50 million people worldwide </w:t>
+        <w:t xml:space="preserve"> and depends largely on smallholder farmers, who are responsible for 80–90% of global production</w:t>
+      </w:r>
+      <w:r>
+        <w:rPr>
+          <w:lang w:val="en-US"/>
+        </w:rPr>
+        <w:t xml:space="preserve"> </w:t>
       </w:r>
       <w:hyperlink r:id="rId10">
         <w:r>
@@ -1363,37 +1425,16 @@
             <w:rStyle w:val="Hyperlink"/>
             <w:lang w:val="en-US"/>
           </w:rPr>
-          <w:t>(Beg et al. 2017; Kongor et al. 2024)</w:t>
+          <w:t>(Beg et al. 2017)</w:t>
         </w:r>
       </w:hyperlink>
       <w:r>
         <w:rPr>
           <w:lang w:val="en-US"/>
         </w:rPr>
-        <w:t xml:space="preserve"> and depends largely on smallholder farmers, who are responsible for 80–90% of global production</w:t>
-      </w:r>
-      <w:r>
-        <w:rPr>
-          <w:lang w:val="en-US"/>
-        </w:rPr>
-        <w:t xml:space="preserve"> </w:t>
+        <w:t xml:space="preserve">. However, these producers often face limitations in technical assistance, investment capacity, and access to technologies, which hinder the implementation of effective management practices against pests and diseases, considered among the main constraints on cacao productivity and sustainability </w:t>
       </w:r>
       <w:hyperlink r:id="rId11">
-        <w:r>
-          <w:rPr>
-            <w:rStyle w:val="Hyperlink"/>
-            <w:lang w:val="en-US"/>
-          </w:rPr>
-          <w:t>(Beg et al. 2017)</w:t>
-        </w:r>
-      </w:hyperlink>
-      <w:r>
-        <w:rPr>
-          <w:lang w:val="en-US"/>
-        </w:rPr>
-        <w:t xml:space="preserve">. However, these producers often face limitations in technical assistance, investment capacity, and access to technologies, which hinder the implementation of effective management practices against pests and diseases, considered among the main constraints on cacao productivity and sustainability </w:t>
-      </w:r>
-      <w:hyperlink r:id="rId12">
         <w:r>
           <w:rPr>
             <w:rStyle w:val="Hyperlink"/>
@@ -1510,20 +1551,113 @@
         </w:rPr>
         <w:t xml:space="preserve">) comprises phytophagous species of economic importance associated with various crops </w:t>
       </w:r>
+      <w:hyperlink r:id="rId12">
+        <w:r>
+          <w:rPr>
+            <w:rStyle w:val="Hyperlink"/>
+            <w:lang w:val="en-US"/>
+          </w:rPr>
+          <w:t>(Gamboa et al. 2020)</w:t>
+        </w:r>
+      </w:hyperlink>
+      <w:r>
+        <w:rPr>
+          <w:lang w:val="en-US"/>
+        </w:rPr>
+        <w:t xml:space="preserve">. Among them, </w:t>
+      </w:r>
+      <w:proofErr w:type="spellStart"/>
+      <w:r>
+        <w:rPr>
+          <w:i/>
+          <w:iCs/>
+          <w:lang w:val="en-US"/>
+        </w:rPr>
+        <w:t>Monalonion</w:t>
+      </w:r>
+      <w:proofErr w:type="spellEnd"/>
+      <w:r>
+        <w:rPr>
+          <w:i/>
+          <w:iCs/>
+          <w:lang w:val="en-US"/>
+        </w:rPr>
+        <w:t xml:space="preserve"> </w:t>
+      </w:r>
+      <w:proofErr w:type="spellStart"/>
+      <w:r>
+        <w:rPr>
+          <w:i/>
+          <w:iCs/>
+          <w:lang w:val="en-US"/>
+        </w:rPr>
+        <w:t>dissimulatum</w:t>
+      </w:r>
+      <w:proofErr w:type="spellEnd"/>
+      <w:r>
+        <w:rPr>
+          <w:lang w:val="en-US"/>
+        </w:rPr>
+        <w:t xml:space="preserve"> Distant is an important pest in cacao plantations: nymphs and adults feed on shoots, young stems, and pods, causing particularly severe damage to the fruit </w:t>
+      </w:r>
       <w:hyperlink r:id="rId13">
         <w:r>
           <w:rPr>
             <w:rStyle w:val="Hyperlink"/>
             <w:lang w:val="en-US"/>
           </w:rPr>
-          <w:t>(Gamboa et al. 2020)</w:t>
+          <w:t>(Vargas Serna et al. 2020; Gamboa et al. 2024)</w:t>
         </w:r>
       </w:hyperlink>
       <w:r>
         <w:rPr>
           <w:lang w:val="en-US"/>
         </w:rPr>
-        <w:t xml:space="preserve">. Among them, </w:t>
+        <w:t>. During feeding, punctures produced by the mouthparts cause lesions that may lead to necrosis of the affected tissues</w:t>
+      </w:r>
+      <w:r>
+        <w:rPr>
+          <w:lang w:val="en-US"/>
+        </w:rPr>
+        <w:t xml:space="preserve"> </w:t>
+      </w:r>
+      <w:hyperlink r:id="rId14">
+        <w:r>
+          <w:rPr>
+            <w:rStyle w:val="Hyperlink"/>
+            <w:lang w:val="en-US"/>
+          </w:rPr>
+          <w:t>(Vargas Serna et al. 2020)</w:t>
+        </w:r>
+      </w:hyperlink>
+      <w:r>
+        <w:rPr>
+          <w:lang w:val="en-US"/>
+        </w:rPr>
+        <w:t>. In young pods, feeding damage may cause deformation, hardening, and death, whereas in more developed pods, deformation and smaller seeds have been reported</w:t>
+      </w:r>
+      <w:hyperlink r:id="rId15">
+        <w:r>
+          <w:rPr>
+            <w:rStyle w:val="Hyperlink"/>
+            <w:lang w:val="en-US"/>
+          </w:rPr>
+          <w:t>(Gamboa et al. 2024)</w:t>
+        </w:r>
+      </w:hyperlink>
+      <w:r>
+        <w:rPr>
+          <w:lang w:val="en-US"/>
+        </w:rPr>
+        <w:t xml:space="preserve">. The presence and abundance of </w:t>
+      </w:r>
+      <w:r>
+        <w:rPr>
+          <w:i/>
+          <w:iCs/>
+          <w:lang w:val="en-US"/>
+        </w:rPr>
+        <w:t xml:space="preserve">M. </w:t>
       </w:r>
       <w:proofErr w:type="spellStart"/>
       <w:r>
@@ -1532,140 +1666,47 @@
           <w:iCs/>
           <w:lang w:val="en-US"/>
         </w:rPr>
-        <w:t>Monalonion</w:t>
+        <w:t>dissimulatum</w:t>
       </w:r>
       <w:proofErr w:type="spellEnd"/>
       <w:r>
         <w:rPr>
-          <w:i/>
-          <w:iCs/>
-          <w:lang w:val="en-US"/>
-        </w:rPr>
-        <w:t xml:space="preserve"> </w:t>
-      </w:r>
-      <w:proofErr w:type="spellStart"/>
-      <w:r>
-        <w:rPr>
-          <w:i/>
-          <w:iCs/>
-          <w:lang w:val="en-US"/>
-        </w:rPr>
-        <w:t>dissimulatum</w:t>
-      </w:r>
-      <w:proofErr w:type="spellEnd"/>
-      <w:r>
-        <w:rPr>
-          <w:lang w:val="en-US"/>
-        </w:rPr>
-        <w:t xml:space="preserve"> Distant is an important pest in cacao plantations: nymphs and adults feed on shoots, young stems, and pods, causing particularly severe damage to the fruit </w:t>
-      </w:r>
-      <w:hyperlink r:id="rId14">
+          <w:lang w:val="en-US"/>
+        </w:rPr>
+        <w:t xml:space="preserve"> in cacao plantations have been associated with light and shading conditions within the crop </w:t>
+      </w:r>
+      <w:hyperlink r:id="rId16">
         <w:r>
           <w:rPr>
             <w:rStyle w:val="Hyperlink"/>
             <w:lang w:val="en-US"/>
           </w:rPr>
-          <w:t>(Vargas Serna et al. 2020; Gamboa et al. 2024)</w:t>
+          <w:t>(Hernández-</w:t>
+        </w:r>
+        <w:proofErr w:type="spellStart"/>
+        <w:r>
+          <w:rPr>
+            <w:rStyle w:val="Hyperlink"/>
+            <w:lang w:val="en-US"/>
+          </w:rPr>
+          <w:t>Núñez</w:t>
+        </w:r>
+        <w:proofErr w:type="spellEnd"/>
+        <w:r>
+          <w:rPr>
+            <w:rStyle w:val="Hyperlink"/>
+            <w:lang w:val="en-US"/>
+          </w:rPr>
+          <w:t xml:space="preserve"> et al. 2020)</w:t>
         </w:r>
       </w:hyperlink>
       <w:r>
         <w:rPr>
           <w:lang w:val="en-US"/>
         </w:rPr>
-        <w:t>. During feeding, punctures produced by the mouthparts cause lesions that may lead to necrosis of the affected tissues</w:t>
-      </w:r>
-      <w:r>
-        <w:rPr>
-          <w:lang w:val="en-US"/>
-        </w:rPr>
-        <w:t xml:space="preserve"> </w:t>
-      </w:r>
-      <w:hyperlink r:id="rId15">
-        <w:r>
-          <w:rPr>
-            <w:rStyle w:val="Hyperlink"/>
-            <w:lang w:val="en-US"/>
-          </w:rPr>
-          <w:t>(Vargas Serna et al. 2020)</w:t>
-        </w:r>
-      </w:hyperlink>
-      <w:r>
-        <w:rPr>
-          <w:lang w:val="en-US"/>
-        </w:rPr>
-        <w:t>. In young pods, feeding damage may cause deformation, hardening, and death, whereas in more developed pods, deformation and smaller seeds have been reported</w:t>
-      </w:r>
-      <w:hyperlink r:id="rId16">
-        <w:r>
-          <w:rPr>
-            <w:rStyle w:val="Hyperlink"/>
-            <w:lang w:val="en-US"/>
-          </w:rPr>
-          <w:t>(Gamboa et al. 2024)</w:t>
-        </w:r>
-      </w:hyperlink>
-      <w:r>
-        <w:rPr>
-          <w:lang w:val="en-US"/>
-        </w:rPr>
-        <w:t xml:space="preserve">. The presence and abundance of </w:t>
-      </w:r>
-      <w:r>
-        <w:rPr>
-          <w:i/>
-          <w:iCs/>
-          <w:lang w:val="en-US"/>
-        </w:rPr>
-        <w:t xml:space="preserve">M. </w:t>
-      </w:r>
-      <w:proofErr w:type="spellStart"/>
-      <w:r>
-        <w:rPr>
-          <w:i/>
-          <w:iCs/>
-          <w:lang w:val="en-US"/>
-        </w:rPr>
-        <w:t>dissimulatum</w:t>
-      </w:r>
-      <w:proofErr w:type="spellEnd"/>
-      <w:r>
-        <w:rPr>
-          <w:lang w:val="en-US"/>
-        </w:rPr>
-        <w:t xml:space="preserve"> in cacao plantations have been associated with light and shading conditions within the crop </w:t>
+        <w:t xml:space="preserve">. In addition, variation in its abundance has been observed among areas located at different elevations and under different light-exposure conditions </w:t>
       </w:r>
       <w:hyperlink r:id="rId17">
-        <w:r>
-          <w:rPr>
-            <w:rStyle w:val="Hyperlink"/>
-            <w:lang w:val="en-US"/>
-          </w:rPr>
-          <w:t>(Hernández-</w:t>
-        </w:r>
-        <w:proofErr w:type="spellStart"/>
-        <w:r>
-          <w:rPr>
-            <w:rStyle w:val="Hyperlink"/>
-            <w:lang w:val="en-US"/>
-          </w:rPr>
-          <w:t>Núñez</w:t>
-        </w:r>
-        <w:proofErr w:type="spellEnd"/>
-        <w:r>
-          <w:rPr>
-            <w:rStyle w:val="Hyperlink"/>
-            <w:lang w:val="en-US"/>
-          </w:rPr>
-          <w:t xml:space="preserve"> et al. 2020)</w:t>
-        </w:r>
-      </w:hyperlink>
-      <w:r>
-        <w:rPr>
-          <w:lang w:val="en-US"/>
-        </w:rPr>
-        <w:t xml:space="preserve">. In addition, variation in its abundance has been observed among areas located at different elevations and under different light-exposure conditions </w:t>
-      </w:r>
-      <w:hyperlink r:id="rId18">
         <w:r>
           <w:rPr>
             <w:rStyle w:val="Hyperlink"/>
@@ -1717,12 +1758,71 @@
         </w:rPr>
         <w:t xml:space="preserve"> remain insufficient for reliable taxonomic determination </w:t>
       </w:r>
+      <w:hyperlink r:id="rId18">
+        <w:r>
+          <w:rPr>
+            <w:rStyle w:val="Hyperlink"/>
+            <w:lang w:val="en-US"/>
+          </w:rPr>
+          <w:t>(Gamboa et al. 2020)</w:t>
+        </w:r>
+      </w:hyperlink>
+      <w:r>
+        <w:rPr>
+          <w:lang w:val="en-US"/>
+        </w:rPr>
+        <w:t xml:space="preserve">. The taxonomic revision of the genus dates back to </w:t>
+      </w:r>
       <w:hyperlink r:id="rId19">
         <w:r>
           <w:rPr>
             <w:rStyle w:val="Hyperlink"/>
             <w:lang w:val="en-US"/>
           </w:rPr>
+          <w:t xml:space="preserve">Carvalho </w:t>
+        </w:r>
+        <w:r>
+          <w:rPr>
+            <w:rStyle w:val="Hyperlink"/>
+            <w:lang w:val="en-US"/>
+          </w:rPr>
+          <w:t>(</w:t>
+        </w:r>
+        <w:r>
+          <w:rPr>
+            <w:rStyle w:val="Hyperlink"/>
+            <w:lang w:val="en-US"/>
+          </w:rPr>
+          <w:t>1972)</w:t>
+        </w:r>
+      </w:hyperlink>
+      <w:r>
+        <w:rPr>
+          <w:lang w:val="en-US"/>
+        </w:rPr>
+        <w:t xml:space="preserve">, who provided a key to 11 species based primarily on coloration characters and measurements of different body structures. Subsequent studies by </w:t>
+      </w:r>
+      <w:hyperlink r:id="rId20">
+        <w:r>
+          <w:rPr>
+            <w:rStyle w:val="Hyperlink"/>
+            <w:lang w:val="en-US"/>
+          </w:rPr>
+          <w:t>(Carvalho 1984, 1985a, b, 1988; Carvalho and Costa 1988)</w:t>
+        </w:r>
+      </w:hyperlink>
+      <w:r>
+        <w:rPr>
+          <w:lang w:val="en-US"/>
+        </w:rPr>
+        <w:t xml:space="preserve"> expanded and modified the taxonomic knowledge of the genus through new species descriptions and nomenclatural changes, ultimately leading to the 16 species currently recognized </w:t>
+      </w:r>
+      <w:hyperlink r:id="rId21">
+        <w:r>
+          <w:rPr>
+            <w:rStyle w:val="Hyperlink"/>
+            <w:lang w:val="en-US"/>
+          </w:rPr>
           <w:t>(Gamboa et al. 2020)</w:t>
         </w:r>
       </w:hyperlink>
@@ -1730,123 +1830,64 @@
         <w:rPr>
           <w:lang w:val="en-US"/>
         </w:rPr>
-        <w:t xml:space="preserve">. The taxonomic revision of the genus dates back to </w:t>
-      </w:r>
-      <w:hyperlink r:id="rId20">
+        <w:t>. Nevertheless, problems persist in the delimitation of some taxa, partly because of the historical emphasis placed on coloration characters that exhibit intraspecific variability</w:t>
+      </w:r>
+      <w:r>
+        <w:rPr>
+          <w:lang w:val="en-US"/>
+        </w:rPr>
+        <w:t xml:space="preserve"> </w:t>
+      </w:r>
+      <w:hyperlink r:id="rId22">
         <w:r>
           <w:rPr>
             <w:rStyle w:val="Hyperlink"/>
             <w:lang w:val="en-US"/>
           </w:rPr>
-          <w:t xml:space="preserve">Carvalho </w:t>
-        </w:r>
+          <w:t xml:space="preserve">(Gamboa et al. 2020; </w:t>
+        </w:r>
+        <w:proofErr w:type="spellStart"/>
         <w:r>
           <w:rPr>
             <w:rStyle w:val="Hyperlink"/>
             <w:lang w:val="en-US"/>
           </w:rPr>
-          <w:t>(</w:t>
-        </w:r>
+          <w:t>Noboa</w:t>
+        </w:r>
+        <w:proofErr w:type="spellEnd"/>
         <w:r>
           <w:rPr>
             <w:rStyle w:val="Hyperlink"/>
             <w:lang w:val="en-US"/>
           </w:rPr>
-          <w:t>1972)</w:t>
+          <w:t xml:space="preserve"> et al. 2024)</w:t>
         </w:r>
       </w:hyperlink>
       <w:r>
         <w:rPr>
           <w:lang w:val="en-US"/>
         </w:rPr>
-        <w:t xml:space="preserve">, who provided a key to 11 species based primarily on coloration characters and measurements of different body structures. Subsequent studies by </w:t>
-      </w:r>
-      <w:hyperlink r:id="rId21">
-        <w:r>
-          <w:rPr>
-            <w:rStyle w:val="Hyperlink"/>
-            <w:lang w:val="en-US"/>
-          </w:rPr>
-          <w:t>(Carvalho 1984, 1985a, b, 1988; Carvalho and Costa 1988)</w:t>
-        </w:r>
-      </w:hyperlink>
-      <w:r>
-        <w:rPr>
-          <w:lang w:val="en-US"/>
-        </w:rPr>
-        <w:t xml:space="preserve"> expanded and modified the taxonomic knowledge of the genus through new species descriptions and nomenclatural changes, ultimately leading to the 16 species currently recognized </w:t>
-      </w:r>
-      <w:hyperlink r:id="rId22">
-        <w:r>
-          <w:rPr>
-            <w:rStyle w:val="Hyperlink"/>
-            <w:lang w:val="en-US"/>
-          </w:rPr>
-          <w:t>(Gamboa et al. 2020)</w:t>
-        </w:r>
-      </w:hyperlink>
-      <w:r>
-        <w:rPr>
-          <w:lang w:val="en-US"/>
-        </w:rPr>
-        <w:t>. Nevertheless, problems persist in the delimitation of some taxa, partly because of the historical emphasis placed on coloration characters that exhibit intraspecific variability</w:t>
-      </w:r>
-      <w:r>
-        <w:rPr>
+        <w:t xml:space="preserve">. These limitations highlight the need to integrate morphological characterization with complementary molecular evidence. In this context, the mitochondrial cytochrome c oxidase subunit I (COI) marker has begun to be used as a complement to morphological identification in </w:t>
+      </w:r>
+      <w:proofErr w:type="spellStart"/>
+      <w:r>
+        <w:rPr>
+          <w:i/>
+          <w:iCs/>
+          <w:lang w:val="en-US"/>
+        </w:rPr>
+        <w:t>Monalonion</w:t>
+      </w:r>
+      <w:proofErr w:type="spellEnd"/>
+      <w:r>
+        <w:rPr>
+          <w:i/>
+          <w:iCs/>
           <w:lang w:val="en-US"/>
         </w:rPr>
         <w:t xml:space="preserve"> </w:t>
       </w:r>
       <w:hyperlink r:id="rId23">
-        <w:r>
-          <w:rPr>
-            <w:rStyle w:val="Hyperlink"/>
-            <w:lang w:val="en-US"/>
-          </w:rPr>
-          <w:t xml:space="preserve">(Gamboa et al. 2020; </w:t>
-        </w:r>
-        <w:proofErr w:type="spellStart"/>
-        <w:r>
-          <w:rPr>
-            <w:rStyle w:val="Hyperlink"/>
-            <w:lang w:val="en-US"/>
-          </w:rPr>
-          <w:t>Noboa</w:t>
-        </w:r>
-        <w:proofErr w:type="spellEnd"/>
-        <w:r>
-          <w:rPr>
-            <w:rStyle w:val="Hyperlink"/>
-            <w:lang w:val="en-US"/>
-          </w:rPr>
-          <w:t xml:space="preserve"> et al. 2024)</w:t>
-        </w:r>
-      </w:hyperlink>
-      <w:r>
-        <w:rPr>
-          <w:lang w:val="en-US"/>
-        </w:rPr>
-        <w:t xml:space="preserve">. These limitations highlight the need to integrate morphological characterization with complementary molecular evidence. In this context, the mitochondrial cytochrome c oxidase subunit I (COI) marker has begun to be used as a complement to morphological identification in </w:t>
-      </w:r>
-      <w:proofErr w:type="spellStart"/>
-      <w:r>
-        <w:rPr>
-          <w:i/>
-          <w:iCs/>
-          <w:lang w:val="en-US"/>
-        </w:rPr>
-        <w:t>Monalonion</w:t>
-      </w:r>
-      <w:proofErr w:type="spellEnd"/>
-      <w:r>
-        <w:rPr>
-          <w:i/>
-          <w:iCs/>
-          <w:lang w:val="en-US"/>
-        </w:rPr>
-        <w:t xml:space="preserve"> </w:t>
-      </w:r>
-      <w:hyperlink r:id="rId24">
         <w:r>
           <w:rPr>
             <w:rStyle w:val="Hyperlink"/>
@@ -1930,22 +1971,22 @@
         </w:rPr>
         <w:t xml:space="preserve"> remains scarce. The species exhibits paurometabolous development, comprising the egg stage, five nymphal instars, and the adult stage </w:t>
       </w:r>
+      <w:hyperlink r:id="rId24">
+        <w:r>
+          <w:rPr>
+            <w:rStyle w:val="Hyperlink"/>
+            <w:lang w:val="en-US"/>
+          </w:rPr>
+          <w:t>(Vargas Serna et al. 2020)</w:t>
+        </w:r>
+      </w:hyperlink>
+      <w:r>
+        <w:rPr>
+          <w:lang w:val="en-US"/>
+        </w:rPr>
+        <w:t xml:space="preserve">. Available information on its biological development derives mainly from observations conducted under specific environmental conditions and in particular localities </w:t>
+      </w:r>
       <w:hyperlink r:id="rId25">
-        <w:r>
-          <w:rPr>
-            <w:rStyle w:val="Hyperlink"/>
-            <w:lang w:val="en-US"/>
-          </w:rPr>
-          <w:t>(Vargas Serna et al. 2020)</w:t>
-        </w:r>
-      </w:hyperlink>
-      <w:r>
-        <w:rPr>
-          <w:lang w:val="en-US"/>
-        </w:rPr>
-        <w:t xml:space="preserve">. Available information on its biological development derives mainly from observations conducted under specific environmental conditions and in particular localities </w:t>
-      </w:r>
-      <w:hyperlink r:id="rId26">
         <w:r>
           <w:rPr>
             <w:rStyle w:val="Hyperlink"/>
@@ -2035,7 +2076,7 @@
         </w:rPr>
         <w:t xml:space="preserve"> </w:t>
       </w:r>
-      <w:hyperlink r:id="rId27">
+      <w:hyperlink r:id="rId26">
         <w:r>
           <w:rPr>
             <w:rStyle w:val="Hyperlink"/>
@@ -2478,7 +2519,7 @@
                     <pic:cNvPicPr/>
                   </pic:nvPicPr>
                   <pic:blipFill>
-                    <a:blip r:embed="rId28" cstate="print">
+                    <a:blip r:embed="rId27" cstate="print">
                       <a:extLst>
                         <a:ext uri="{28A0092B-C50C-407E-A947-70E740481C1C}">
                           <a14:useLocalDpi xmlns:a14="http://schemas.microsoft.com/office/drawing/2010/main" val="0"/>
@@ -2640,7 +2681,7 @@
         </w:rPr>
         <w:t xml:space="preserve"> Search (</w:t>
       </w:r>
-      <w:hyperlink r:id="rId29">
+      <w:hyperlink r:id="rId28">
         <w:r>
           <w:rPr>
             <w:rStyle w:val="Hyperlink"/>
@@ -2677,7 +2718,7 @@
         </w:rPr>
         <w:t xml:space="preserve"> Nacional (</w:t>
       </w:r>
-      <w:hyperlink r:id="rId30">
+      <w:hyperlink r:id="rId29">
         <w:r>
           <w:rPr>
             <w:rStyle w:val="Hyperlink"/>
@@ -2975,7 +3016,7 @@
         </w:rPr>
         <w:t xml:space="preserve"> </w:t>
       </w:r>
-      <w:hyperlink r:id="rId31">
+      <w:hyperlink r:id="rId30">
         <w:r>
           <w:rPr>
             <w:rStyle w:val="Hyperlink"/>
@@ -3075,7 +3116,7 @@
         </w:rPr>
         <w:t xml:space="preserve"> was estimated at the plant level. In each plot, 286 cacao plants were evaluated, selected along a zigzag sampling path. The sample size was calculated using the finite population formula proposed by </w:t>
       </w:r>
-      <w:hyperlink r:id="rId32">
+      <w:hyperlink r:id="rId31">
         <w:r>
           <w:rPr>
             <w:rStyle w:val="Hyperlink"/>
@@ -3759,34 +3800,104 @@
         </w:rPr>
         <w:t xml:space="preserve">, the taxonomic revision by </w:t>
       </w:r>
+      <w:hyperlink r:id="rId32">
+        <w:r>
+          <w:rPr>
+            <w:rStyle w:val="Hyperlink"/>
+            <w:lang w:val="en-US"/>
+          </w:rPr>
+          <w:t xml:space="preserve">Carvalho </w:t>
+        </w:r>
+        <w:r>
+          <w:rPr>
+            <w:rStyle w:val="Hyperlink"/>
+            <w:lang w:val="en-US"/>
+          </w:rPr>
+          <w:t>(</w:t>
+        </w:r>
+        <w:r>
+          <w:rPr>
+            <w:rStyle w:val="Hyperlink"/>
+            <w:lang w:val="en-US"/>
+          </w:rPr>
+          <w:t>1972)</w:t>
+        </w:r>
+      </w:hyperlink>
+      <w:r>
+        <w:rPr>
+          <w:lang w:val="en-US"/>
+        </w:rPr>
+        <w:t xml:space="preserve"> and the morphological characters considered for the genus </w:t>
+      </w:r>
+      <w:proofErr w:type="spellStart"/>
+      <w:r>
+        <w:rPr>
+          <w:i/>
+          <w:iCs/>
+          <w:lang w:val="en-US"/>
+        </w:rPr>
+        <w:t>Monalonion</w:t>
+      </w:r>
+      <w:proofErr w:type="spellEnd"/>
+      <w:r>
+        <w:rPr>
+          <w:lang w:val="en-US"/>
+        </w:rPr>
+        <w:t xml:space="preserve"> by </w:t>
+      </w:r>
       <w:hyperlink r:id="rId33">
         <w:r>
           <w:rPr>
             <w:rStyle w:val="Hyperlink"/>
             <w:lang w:val="en-US"/>
           </w:rPr>
-          <w:t xml:space="preserve">Carvalho </w:t>
-        </w:r>
+          <w:t>(</w:t>
+        </w:r>
+        <w:proofErr w:type="spellStart"/>
         <w:r>
           <w:rPr>
             <w:rStyle w:val="Hyperlink"/>
             <w:lang w:val="en-US"/>
           </w:rPr>
-          <w:t>(</w:t>
-        </w:r>
+          <w:t>Namyatova</w:t>
+        </w:r>
+        <w:proofErr w:type="spellEnd"/>
         <w:r>
           <w:rPr>
             <w:rStyle w:val="Hyperlink"/>
             <w:lang w:val="en-US"/>
           </w:rPr>
-          <w:t>1972)</w:t>
+          <w:t xml:space="preserve"> and Cassis 2016)</w:t>
         </w:r>
       </w:hyperlink>
       <w:r>
         <w:rPr>
           <w:lang w:val="en-US"/>
         </w:rPr>
-        <w:t xml:space="preserve"> and the morphological characters considered for the genus </w:t>
+        <w:t xml:space="preserve"> and </w:t>
+      </w:r>
+      <w:hyperlink r:id="rId34">
+        <w:r>
+          <w:rPr>
+            <w:rStyle w:val="Hyperlink"/>
+            <w:lang w:val="en-US"/>
+          </w:rPr>
+          <w:t>(Gamboa et al. 2020)</w:t>
+        </w:r>
+      </w:hyperlink>
+      <w:r>
+        <w:rPr>
+          <w:lang w:val="en-US"/>
+        </w:rPr>
+        <w:t xml:space="preserve">. For immature stages, the external morphology of the egg and the five nymphal instars was examined, using the available information for </w:t>
+      </w:r>
+      <w:r>
+        <w:rPr>
+          <w:i/>
+          <w:iCs/>
+          <w:lang w:val="en-US"/>
+        </w:rPr>
+        <w:t xml:space="preserve">M. </w:t>
       </w:r>
       <w:proofErr w:type="spellStart"/>
       <w:r>
@@ -3795,60 +3906,29 @@
           <w:iCs/>
           <w:lang w:val="en-US"/>
         </w:rPr>
-        <w:t>Monalonion</w:t>
+        <w:t>dissimulatum</w:t>
       </w:r>
       <w:proofErr w:type="spellEnd"/>
       <w:r>
         <w:rPr>
           <w:lang w:val="en-US"/>
         </w:rPr>
-        <w:t xml:space="preserve"> by </w:t>
-      </w:r>
-      <w:hyperlink r:id="rId34">
+        <w:t xml:space="preserve"> as a reference </w:t>
+      </w:r>
+      <w:hyperlink r:id="rId35">
         <w:r>
           <w:rPr>
             <w:rStyle w:val="Hyperlink"/>
             <w:lang w:val="en-US"/>
           </w:rPr>
-          <w:t>(</w:t>
-        </w:r>
-        <w:proofErr w:type="spellStart"/>
-        <w:r>
-          <w:rPr>
-            <w:rStyle w:val="Hyperlink"/>
-            <w:lang w:val="en-US"/>
-          </w:rPr>
-          <w:t>Namyatova</w:t>
-        </w:r>
-        <w:proofErr w:type="spellEnd"/>
-        <w:r>
-          <w:rPr>
-            <w:rStyle w:val="Hyperlink"/>
-            <w:lang w:val="en-US"/>
-          </w:rPr>
-          <w:t xml:space="preserve"> and Cassis 2016)</w:t>
+          <w:t>(Vargas Serna et al. 2020; Gamboa et al. 2024)</w:t>
         </w:r>
       </w:hyperlink>
       <w:r>
         <w:rPr>
           <w:lang w:val="en-US"/>
         </w:rPr>
-        <w:t xml:space="preserve"> and </w:t>
-      </w:r>
-      <w:hyperlink r:id="rId35">
-        <w:r>
-          <w:rPr>
-            <w:rStyle w:val="Hyperlink"/>
-            <w:lang w:val="en-US"/>
-          </w:rPr>
-          <w:t>(Gamboa et al. 2020)</w:t>
-        </w:r>
-      </w:hyperlink>
-      <w:r>
-        <w:rPr>
-          <w:lang w:val="en-US"/>
-        </w:rPr>
-        <w:t xml:space="preserve">. For immature stages, the external morphology of the egg and the five nymphal instars was examined, using the available information for </w:t>
+        <w:t xml:space="preserve">  and, as a comparative methodological reference, the description of the immature stages of </w:t>
       </w:r>
       <w:r>
         <w:rPr>
@@ -3865,55 +3945,16 @@
           <w:iCs/>
           <w:lang w:val="en-US"/>
         </w:rPr>
-        <w:t>dissimulatum</w:t>
+        <w:t>velezangeli</w:t>
       </w:r>
       <w:proofErr w:type="spellEnd"/>
       <w:r>
         <w:rPr>
           <w:lang w:val="en-US"/>
         </w:rPr>
-        <w:t xml:space="preserve"> as a reference </w:t>
+        <w:t xml:space="preserve"> provided by</w:t>
       </w:r>
       <w:hyperlink r:id="rId36">
-        <w:r>
-          <w:rPr>
-            <w:rStyle w:val="Hyperlink"/>
-            <w:lang w:val="en-US"/>
-          </w:rPr>
-          <w:t>(Vargas Serna et al. 2020; Gamboa et al. 2024)</w:t>
-        </w:r>
-      </w:hyperlink>
-      <w:r>
-        <w:rPr>
-          <w:lang w:val="en-US"/>
-        </w:rPr>
-        <w:t xml:space="preserve">  and, as a comparative methodological reference, the description of the immature stages of </w:t>
-      </w:r>
-      <w:r>
-        <w:rPr>
-          <w:i/>
-          <w:iCs/>
-          <w:lang w:val="en-US"/>
-        </w:rPr>
-        <w:t xml:space="preserve">M. </w:t>
-      </w:r>
-      <w:proofErr w:type="spellStart"/>
-      <w:r>
-        <w:rPr>
-          <w:i/>
-          <w:iCs/>
-          <w:lang w:val="en-US"/>
-        </w:rPr>
-        <w:t>velezangeli</w:t>
-      </w:r>
-      <w:proofErr w:type="spellEnd"/>
-      <w:r>
-        <w:rPr>
-          <w:lang w:val="en-US"/>
-        </w:rPr>
-        <w:t xml:space="preserve"> provided by</w:t>
-      </w:r>
-      <w:hyperlink r:id="rId37">
         <w:r>
           <w:rPr>
             <w:rStyle w:val="Hyperlink"/>
@@ -4220,7 +4261,7 @@
         </w:rPr>
         <w:t xml:space="preserve"> (TRBBO262-11, BOLD). Multiple sequence alignment was performed using MUSCLE in MEGA X </w:t>
       </w:r>
-      <w:hyperlink r:id="rId38">
+      <w:hyperlink r:id="rId37">
         <w:r>
           <w:rPr>
             <w:rStyle w:val="Hyperlink"/>
@@ -4395,7 +4436,7 @@
         </w:rPr>
         <w:t xml:space="preserve">Statistical analyses were performed in R version 4.6.1 </w:t>
       </w:r>
-      <w:hyperlink r:id="rId39">
+      <w:hyperlink r:id="rId38">
         <w:r>
           <w:rPr>
             <w:rStyle w:val="Hyperlink"/>
@@ -4641,7 +4682,7 @@
                     <pic:cNvPicPr/>
                   </pic:nvPicPr>
                   <pic:blipFill>
-                    <a:blip r:embed="rId40" cstate="print">
+                    <a:blip r:embed="rId39" cstate="print">
                       <a:extLst>
                         <a:ext uri="{28A0092B-C50C-407E-A947-70E740481C1C}">
                           <a14:useLocalDpi xmlns:a14="http://schemas.microsoft.com/office/drawing/2010/main" val="0"/>
@@ -4915,7 +4956,7 @@
                     <pic:cNvPicPr/>
                   </pic:nvPicPr>
                   <pic:blipFill>
-                    <a:blip r:embed="rId41" cstate="print">
+                    <a:blip r:embed="rId40" cstate="print">
                       <a:extLst>
                         <a:ext uri="{28A0092B-C50C-407E-A947-70E740481C1C}">
                           <a14:useLocalDpi xmlns:a14="http://schemas.microsoft.com/office/drawing/2010/main" val="0"/>
@@ -5483,7 +5524,7 @@
                     <pic:cNvPicPr/>
                   </pic:nvPicPr>
                   <pic:blipFill>
-                    <a:blip r:embed="rId42" cstate="print">
+                    <a:blip r:embed="rId41" cstate="print">
                       <a:extLst>
                         <a:ext uri="{28A0092B-C50C-407E-A947-70E740481C1C}">
                           <a14:useLocalDpi xmlns:a14="http://schemas.microsoft.com/office/drawing/2010/main" val="0"/>
@@ -7565,7 +7606,7 @@
                     <pic:cNvPicPr/>
                   </pic:nvPicPr>
                   <pic:blipFill>
-                    <a:blip r:embed="rId43" cstate="print">
+                    <a:blip r:embed="rId42" cstate="print">
                       <a:extLst>
                         <a:ext uri="{28A0092B-C50C-407E-A947-70E740481C1C}">
                           <a14:useLocalDpi xmlns:a14="http://schemas.microsoft.com/office/drawing/2010/main" val="0"/>
@@ -11467,7 +11508,7 @@
                     <pic:cNvPicPr/>
                   </pic:nvPicPr>
                   <pic:blipFill>
-                    <a:blip r:embed="rId44" cstate="print">
+                    <a:blip r:embed="rId43" cstate="print">
                       <a:extLst>
                         <a:ext uri="{28A0092B-C50C-407E-A947-70E740481C1C}">
                           <a14:useLocalDpi xmlns:a14="http://schemas.microsoft.com/office/drawing/2010/main" val="0"/>
@@ -12826,88 +12867,88 @@
         </w:rPr>
         <w:t xml:space="preserve"> </w:t>
       </w:r>
+      <w:hyperlink r:id="rId44">
+        <w:r>
+          <w:rPr>
+            <w:rStyle w:val="Hyperlink"/>
+            <w:lang w:val="en-US"/>
+          </w:rPr>
+          <w:t>(</w:t>
+        </w:r>
+        <w:proofErr w:type="spellStart"/>
+        <w:r>
+          <w:rPr>
+            <w:rStyle w:val="Hyperlink"/>
+            <w:lang w:val="en-US"/>
+          </w:rPr>
+          <w:t>Huaycho</w:t>
+        </w:r>
+        <w:proofErr w:type="spellEnd"/>
+        <w:r>
+          <w:rPr>
+            <w:rStyle w:val="Hyperlink"/>
+            <w:lang w:val="en-US"/>
+          </w:rPr>
+          <w:t xml:space="preserve"> </w:t>
+        </w:r>
+        <w:proofErr w:type="spellStart"/>
+        <w:r>
+          <w:rPr>
+            <w:rStyle w:val="Hyperlink"/>
+            <w:lang w:val="en-US"/>
+          </w:rPr>
+          <w:t>Callisaya</w:t>
+        </w:r>
+        <w:proofErr w:type="spellEnd"/>
+        <w:r>
+          <w:rPr>
+            <w:rStyle w:val="Hyperlink"/>
+            <w:lang w:val="en-US"/>
+          </w:rPr>
+          <w:t xml:space="preserve"> et al. 2017; Gamboa et al. 2024)</w:t>
+        </w:r>
+      </w:hyperlink>
+      <w:r>
+        <w:rPr>
+          <w:lang w:val="en-US"/>
+        </w:rPr>
+        <w:t>.</w:t>
+      </w:r>
+      <w:r>
+        <w:rPr>
+          <w:lang w:val="en-US"/>
+        </w:rPr>
+        <w:t xml:space="preserve"> </w:t>
+      </w:r>
+      <w:r>
+        <w:rPr>
+          <w:lang w:val="en-US"/>
+        </w:rPr>
+        <w:t xml:space="preserve">Under the conditions evaluated, the lesions progressed into coalescent, crust-like necrotic areas on the pericarp, causing deformation and deterioration in severely affected fruits. This pattern is consistent with previous reports in </w:t>
+      </w:r>
+      <w:proofErr w:type="spellStart"/>
+      <w:r>
+        <w:rPr>
+          <w:i/>
+          <w:iCs/>
+          <w:lang w:val="en-US"/>
+        </w:rPr>
+        <w:t>Monalonion</w:t>
+      </w:r>
+      <w:proofErr w:type="spellEnd"/>
+      <w:r>
+        <w:rPr>
+          <w:lang w:val="en-US"/>
+        </w:rPr>
+        <w:t>, which describe the progression of damage toward necrotic areas accompanied by tissue suberization; under severe infestations, damage to young fruits may impair their development and cause premature death</w:t>
+      </w:r>
+      <w:r>
+        <w:rPr>
+          <w:lang w:val="en-US"/>
+        </w:rPr>
+        <w:t xml:space="preserve"> </w:t>
+      </w:r>
       <w:hyperlink r:id="rId45">
-        <w:r>
-          <w:rPr>
-            <w:rStyle w:val="Hyperlink"/>
-            <w:lang w:val="en-US"/>
-          </w:rPr>
-          <w:t>(</w:t>
-        </w:r>
-        <w:proofErr w:type="spellStart"/>
-        <w:r>
-          <w:rPr>
-            <w:rStyle w:val="Hyperlink"/>
-            <w:lang w:val="en-US"/>
-          </w:rPr>
-          <w:t>Huaycho</w:t>
-        </w:r>
-        <w:proofErr w:type="spellEnd"/>
-        <w:r>
-          <w:rPr>
-            <w:rStyle w:val="Hyperlink"/>
-            <w:lang w:val="en-US"/>
-          </w:rPr>
-          <w:t xml:space="preserve"> </w:t>
-        </w:r>
-        <w:proofErr w:type="spellStart"/>
-        <w:r>
-          <w:rPr>
-            <w:rStyle w:val="Hyperlink"/>
-            <w:lang w:val="en-US"/>
-          </w:rPr>
-          <w:t>Callisaya</w:t>
-        </w:r>
-        <w:proofErr w:type="spellEnd"/>
-        <w:r>
-          <w:rPr>
-            <w:rStyle w:val="Hyperlink"/>
-            <w:lang w:val="en-US"/>
-          </w:rPr>
-          <w:t xml:space="preserve"> et al. 2017; Gamboa et al. 2024)</w:t>
-        </w:r>
-      </w:hyperlink>
-      <w:r>
-        <w:rPr>
-          <w:lang w:val="en-US"/>
-        </w:rPr>
-        <w:t>.</w:t>
-      </w:r>
-      <w:r>
-        <w:rPr>
-          <w:lang w:val="en-US"/>
-        </w:rPr>
-        <w:t xml:space="preserve"> </w:t>
-      </w:r>
-      <w:r>
-        <w:rPr>
-          <w:lang w:val="en-US"/>
-        </w:rPr>
-        <w:t xml:space="preserve">Under the conditions evaluated, the lesions progressed into coalescent, crust-like necrotic areas on the pericarp, causing deformation and deterioration in severely affected fruits. This pattern is consistent with previous reports in </w:t>
-      </w:r>
-      <w:proofErr w:type="spellStart"/>
-      <w:r>
-        <w:rPr>
-          <w:i/>
-          <w:iCs/>
-          <w:lang w:val="en-US"/>
-        </w:rPr>
-        <w:t>Monalonion</w:t>
-      </w:r>
-      <w:proofErr w:type="spellEnd"/>
-      <w:r>
-        <w:rPr>
-          <w:lang w:val="en-US"/>
-        </w:rPr>
-        <w:t>, which describe the progression of damage toward necrotic areas accompanied by tissue suberization; under severe infestations, damage to young fruits may impair their development and cause premature death</w:t>
-      </w:r>
-      <w:r>
-        <w:rPr>
-          <w:lang w:val="en-US"/>
-        </w:rPr>
-        <w:t xml:space="preserve"> </w:t>
-      </w:r>
-      <w:hyperlink r:id="rId46">
         <w:r>
           <w:rPr>
             <w:rStyle w:val="Hyperlink"/>
@@ -12999,13 +13040,84 @@
         </w:rPr>
         <w:t xml:space="preserve">The incidence of phytophagous insects in agroecosystems is influenced by the interaction of biotic and abiotic factors that vary along environmental gradients </w:t>
       </w:r>
+      <w:hyperlink r:id="rId46">
+        <w:r>
+          <w:rPr>
+            <w:rStyle w:val="Hyperlink"/>
+            <w:lang w:val="en-US"/>
+          </w:rPr>
+          <w:t>(</w:t>
+        </w:r>
+        <w:proofErr w:type="spellStart"/>
+        <w:r>
+          <w:rPr>
+            <w:rStyle w:val="Hyperlink"/>
+            <w:lang w:val="en-US"/>
+          </w:rPr>
+          <w:t>Körner</w:t>
+        </w:r>
+        <w:proofErr w:type="spellEnd"/>
+        <w:r>
+          <w:rPr>
+            <w:rStyle w:val="Hyperlink"/>
+            <w:lang w:val="en-US"/>
+          </w:rPr>
+          <w:t xml:space="preserve"> 2007; </w:t>
+        </w:r>
+        <w:proofErr w:type="spellStart"/>
+        <w:r>
+          <w:rPr>
+            <w:rStyle w:val="Hyperlink"/>
+            <w:lang w:val="en-US"/>
+          </w:rPr>
+          <w:t>Asitoakor</w:t>
+        </w:r>
+        <w:proofErr w:type="spellEnd"/>
+        <w:r>
+          <w:rPr>
+            <w:rStyle w:val="Hyperlink"/>
+            <w:lang w:val="en-US"/>
+          </w:rPr>
+          <w:t xml:space="preserve"> et al. 2024)</w:t>
+        </w:r>
+      </w:hyperlink>
+      <w:r>
+        <w:rPr>
+          <w:lang w:val="en-US"/>
+        </w:rPr>
+        <w:t xml:space="preserve">. The positive correlation between elevation and the incidence of </w:t>
+      </w:r>
+      <w:r>
+        <w:rPr>
+          <w:i/>
+          <w:iCs/>
+          <w:lang w:val="en-US"/>
+        </w:rPr>
+        <w:t xml:space="preserve">M. </w:t>
+      </w:r>
+      <w:proofErr w:type="spellStart"/>
+      <w:r>
+        <w:rPr>
+          <w:i/>
+          <w:iCs/>
+          <w:lang w:val="en-US"/>
+        </w:rPr>
+        <w:t>dissimulatum</w:t>
+      </w:r>
+      <w:proofErr w:type="spellEnd"/>
+      <w:r>
+        <w:rPr>
+          <w:lang w:val="en-US"/>
+        </w:rPr>
+        <w:t xml:space="preserve"> observed in this study suggests that pest incidence may be associated with ecological conditions that vary along the elevational gradient. However, elevation explained only 38.5% of the observed variability, indicating that its effect should not be interpreted in isolation, because multiple environmental variables may change simultaneously along elevational gradients </w:t>
+      </w:r>
       <w:hyperlink r:id="rId47">
         <w:r>
           <w:rPr>
             <w:rStyle w:val="Hyperlink"/>
             <w:lang w:val="en-US"/>
           </w:rPr>
-          <w:t>(</w:t>
+          <w:t xml:space="preserve">(Andrew et al. 2012; Moreira et al. 2018; </w:t>
         </w:r>
         <w:proofErr w:type="spellStart"/>
         <w:r>
@@ -13013,7 +13125,7 @@
             <w:rStyle w:val="Hyperlink"/>
             <w:lang w:val="en-US"/>
           </w:rPr>
-          <w:t>Körner</w:t>
+          <w:t>Dostálek</w:t>
         </w:r>
         <w:proofErr w:type="spellEnd"/>
         <w:r>
@@ -13021,7 +13133,7 @@
             <w:rStyle w:val="Hyperlink"/>
             <w:lang w:val="en-US"/>
           </w:rPr>
-          <w:t xml:space="preserve"> 2007; </w:t>
+          <w:t xml:space="preserve"> et al. 2018; </w:t>
         </w:r>
         <w:proofErr w:type="spellStart"/>
         <w:r>
@@ -13029,7 +13141,7 @@
             <w:rStyle w:val="Hyperlink"/>
             <w:lang w:val="en-US"/>
           </w:rPr>
-          <w:t>Asitoakor</w:t>
+          <w:t>Paudel</w:t>
         </w:r>
         <w:proofErr w:type="spellEnd"/>
         <w:r>
@@ -13037,87 +13149,16 @@
             <w:rStyle w:val="Hyperlink"/>
             <w:lang w:val="en-US"/>
           </w:rPr>
-          <w:t xml:space="preserve"> et al. 2024)</w:t>
+          <w:t xml:space="preserve"> et al. 2021)</w:t>
         </w:r>
       </w:hyperlink>
       <w:r>
         <w:rPr>
           <w:lang w:val="en-US"/>
         </w:rPr>
-        <w:t xml:space="preserve">. The positive correlation between elevation and the incidence of </w:t>
-      </w:r>
-      <w:r>
-        <w:rPr>
-          <w:i/>
-          <w:iCs/>
-          <w:lang w:val="en-US"/>
-        </w:rPr>
-        <w:t xml:space="preserve">M. </w:t>
-      </w:r>
-      <w:proofErr w:type="spellStart"/>
-      <w:r>
-        <w:rPr>
-          <w:i/>
-          <w:iCs/>
-          <w:lang w:val="en-US"/>
-        </w:rPr>
-        <w:t>dissimulatum</w:t>
-      </w:r>
-      <w:proofErr w:type="spellEnd"/>
-      <w:r>
-        <w:rPr>
-          <w:lang w:val="en-US"/>
-        </w:rPr>
-        <w:t xml:space="preserve"> observed in this study suggests that pest incidence may be associated with ecological conditions that vary along the elevational gradient. However, elevation explained only 38.5% of the observed variability, indicating that its effect should not be interpreted in isolation, because multiple environmental variables may change simultaneously along elevational gradients </w:t>
+        <w:t xml:space="preserve">. Given that the plots were subjected to broadly similar management conditions, the unexplained variation may be associated with microclimatic and structural differences among sites, such as temperature, humidity, and canopy characteristics, factors that have been shown to influence mirid abundance and infestation in cacao production systems </w:t>
       </w:r>
       <w:hyperlink r:id="rId48">
-        <w:r>
-          <w:rPr>
-            <w:rStyle w:val="Hyperlink"/>
-            <w:lang w:val="en-US"/>
-          </w:rPr>
-          <w:t xml:space="preserve">(Andrew et al. 2012; Moreira et al. 2018; </w:t>
-        </w:r>
-        <w:proofErr w:type="spellStart"/>
-        <w:r>
-          <w:rPr>
-            <w:rStyle w:val="Hyperlink"/>
-            <w:lang w:val="en-US"/>
-          </w:rPr>
-          <w:t>Dostálek</w:t>
-        </w:r>
-        <w:proofErr w:type="spellEnd"/>
-        <w:r>
-          <w:rPr>
-            <w:rStyle w:val="Hyperlink"/>
-            <w:lang w:val="en-US"/>
-          </w:rPr>
-          <w:t xml:space="preserve"> et al. 2018; </w:t>
-        </w:r>
-        <w:proofErr w:type="spellStart"/>
-        <w:r>
-          <w:rPr>
-            <w:rStyle w:val="Hyperlink"/>
-            <w:lang w:val="en-US"/>
-          </w:rPr>
-          <w:t>Paudel</w:t>
-        </w:r>
-        <w:proofErr w:type="spellEnd"/>
-        <w:r>
-          <w:rPr>
-            <w:rStyle w:val="Hyperlink"/>
-            <w:lang w:val="en-US"/>
-          </w:rPr>
-          <w:t xml:space="preserve"> et al. 2021)</w:t>
-        </w:r>
-      </w:hyperlink>
-      <w:r>
-        <w:rPr>
-          <w:lang w:val="en-US"/>
-        </w:rPr>
-        <w:t xml:space="preserve">. Given that the plots were subjected to broadly similar management conditions, the unexplained variation may be associated with microclimatic and structural differences among sites, such as temperature, humidity, and canopy characteristics, factors that have been shown to influence mirid abundance and infestation in cacao production systems </w:t>
-      </w:r>
-      <w:hyperlink r:id="rId49">
         <w:r>
           <w:rPr>
             <w:rStyle w:val="Hyperlink"/>
@@ -13207,48 +13248,48 @@
         </w:rPr>
         <w:t xml:space="preserve"> </w:t>
       </w:r>
+      <w:hyperlink r:id="rId49">
+        <w:r>
+          <w:rPr>
+            <w:rStyle w:val="Hyperlink"/>
+            <w:lang w:val="en-US"/>
+          </w:rPr>
+          <w:t>(Distant 1883; Carvalho 1972; Gamboa et al. 2020)</w:t>
+        </w:r>
+      </w:hyperlink>
+      <w:r>
+        <w:rPr>
+          <w:lang w:val="en-US"/>
+        </w:rPr>
+        <w:t xml:space="preserve">. The immature stages constituted a continuous ontogenetic series of five instars, differentiated mainly by the progressive increase in body size and development of the wing pads. Although this pattern is shared with other species of the genus, the specimens differed in antennal and leg pigmentation and showed larger body dimensions in the later instars than those reported for </w:t>
+      </w:r>
+      <w:r>
+        <w:rPr>
+          <w:i/>
+          <w:iCs/>
+          <w:lang w:val="en-US"/>
+        </w:rPr>
+        <w:t xml:space="preserve">M. </w:t>
+      </w:r>
+      <w:proofErr w:type="spellStart"/>
+      <w:r>
+        <w:rPr>
+          <w:i/>
+          <w:iCs/>
+          <w:lang w:val="en-US"/>
+        </w:rPr>
+        <w:t>velezangeli</w:t>
+      </w:r>
+      <w:proofErr w:type="spellEnd"/>
+      <w:r>
+        <w:rPr>
+          <w:i/>
+          <w:iCs/>
+          <w:lang w:val="en-US"/>
+        </w:rPr>
+        <w:t xml:space="preserve"> </w:t>
+      </w:r>
       <w:hyperlink r:id="rId50">
-        <w:r>
-          <w:rPr>
-            <w:rStyle w:val="Hyperlink"/>
-            <w:lang w:val="en-US"/>
-          </w:rPr>
-          <w:t>(Distant 1883; Carvalho 1972; Gamboa et al. 2020)</w:t>
-        </w:r>
-      </w:hyperlink>
-      <w:r>
-        <w:rPr>
-          <w:lang w:val="en-US"/>
-        </w:rPr>
-        <w:t xml:space="preserve">. The immature stages constituted a continuous ontogenetic series of five instars, differentiated mainly by the progressive increase in body size and development of the wing pads. Although this pattern is shared with other species of the genus, the specimens differed in antennal and leg pigmentation and showed larger body dimensions in the later instars than those reported for </w:t>
-      </w:r>
-      <w:r>
-        <w:rPr>
-          <w:i/>
-          <w:iCs/>
-          <w:lang w:val="en-US"/>
-        </w:rPr>
-        <w:t xml:space="preserve">M. </w:t>
-      </w:r>
-      <w:proofErr w:type="spellStart"/>
-      <w:r>
-        <w:rPr>
-          <w:i/>
-          <w:iCs/>
-          <w:lang w:val="en-US"/>
-        </w:rPr>
-        <w:t>velezangeli</w:t>
-      </w:r>
-      <w:proofErr w:type="spellEnd"/>
-      <w:r>
-        <w:rPr>
-          <w:i/>
-          <w:iCs/>
-          <w:lang w:val="en-US"/>
-        </w:rPr>
-        <w:t xml:space="preserve"> </w:t>
-      </w:r>
-      <w:hyperlink r:id="rId51">
         <w:r>
           <w:rPr>
             <w:rStyle w:val="Hyperlink"/>
@@ -13330,37 +13371,37 @@
         </w:rPr>
         <w:t xml:space="preserve"> and with subsequent taxonomic characterizations of the species </w:t>
       </w:r>
+      <w:hyperlink r:id="rId51">
+        <w:r>
+          <w:rPr>
+            <w:rStyle w:val="Hyperlink"/>
+            <w:lang w:val="en-US"/>
+          </w:rPr>
+          <w:t>(Distant 1883; Carvalho 1972; Gamboa et al. 2020)</w:t>
+        </w:r>
+      </w:hyperlink>
+      <w:r>
+        <w:rPr>
+          <w:lang w:val="en-US"/>
+        </w:rPr>
+        <w:t xml:space="preserve">. In particular, the dark coloration of the head and antennae, the configuration of the pronotum, the presence of a dark fascia on the corium, and the contrasting pigmentation pattern of the hind legs were consistent with characters historically attributed to the species. Nevertheless, differences were observed in some coloration characters. Whereas </w:t>
+      </w:r>
       <w:hyperlink r:id="rId52">
         <w:r>
           <w:rPr>
             <w:rStyle w:val="Hyperlink"/>
             <w:lang w:val="en-US"/>
           </w:rPr>
-          <w:t>(Distant 1883; Carvalho 1972; Gamboa et al. 2020)</w:t>
+          <w:t>(Distant 1883)</w:t>
         </w:r>
       </w:hyperlink>
       <w:r>
         <w:rPr>
           <w:lang w:val="en-US"/>
         </w:rPr>
-        <w:t xml:space="preserve">. In particular, the dark coloration of the head and antennae, the configuration of the pronotum, the presence of a dark fascia on the corium, and the contrasting pigmentation pattern of the hind legs were consistent with characters historically attributed to the species. Nevertheless, differences were observed in some coloration characters. Whereas </w:t>
+        <w:t xml:space="preserve"> described the apex of the scutellum as black, the specimens from Amazonas showed dark lateral areas contrasting with a yellowish central region; likewise, the pronotum was predominantly yellowish orange. These differences may fall within the intraspecific variability documented for the genus and, together with the overlap of characters among species, highlight the limitations of identification based on isolated morphological traits </w:t>
       </w:r>
       <w:hyperlink r:id="rId53">
-        <w:r>
-          <w:rPr>
-            <w:rStyle w:val="Hyperlink"/>
-            <w:lang w:val="en-US"/>
-          </w:rPr>
-          <w:t>(Distant 1883)</w:t>
-        </w:r>
-      </w:hyperlink>
-      <w:r>
-        <w:rPr>
-          <w:lang w:val="en-US"/>
-        </w:rPr>
-        <w:t xml:space="preserve"> described the apex of the scutellum as black, the specimens from Amazonas showed dark lateral areas contrasting with a yellowish central region; likewise, the pronotum was predominantly yellowish orange. These differences may fall within the intraspecific variability documented for the genus and, together with the overlap of characters among species, highlight the limitations of identification based on isolated morphological traits </w:t>
-      </w:r>
-      <w:hyperlink r:id="rId54">
         <w:r>
           <w:rPr>
             <w:rStyle w:val="Hyperlink"/>
@@ -13426,62 +13467,62 @@
         </w:rPr>
         <w:t xml:space="preserve">, particularly when integrated with morphological evidence </w:t>
       </w:r>
+      <w:hyperlink r:id="rId54">
+        <w:r>
+          <w:rPr>
+            <w:rStyle w:val="Hyperlink"/>
+            <w:lang w:val="en-US"/>
+          </w:rPr>
+          <w:t>(Hebert et al. 2003; Kim and Jung 2018)</w:t>
+        </w:r>
+      </w:hyperlink>
+      <w:r>
+        <w:rPr>
+          <w:lang w:val="en-US"/>
+        </w:rPr>
+        <w:t xml:space="preserve">.  In </w:t>
+      </w:r>
+      <w:proofErr w:type="spellStart"/>
+      <w:r>
+        <w:rPr>
+          <w:i/>
+          <w:iCs/>
+          <w:lang w:val="en-US"/>
+        </w:rPr>
+        <w:t>Monalonion</w:t>
+      </w:r>
+      <w:proofErr w:type="spellEnd"/>
+      <w:r>
+        <w:rPr>
+          <w:lang w:val="en-US"/>
+        </w:rPr>
+        <w:t xml:space="preserve">, this integrative approach has also recently been used to support the identification of </w:t>
+      </w:r>
+      <w:r>
+        <w:rPr>
+          <w:i/>
+          <w:iCs/>
+          <w:lang w:val="en-US"/>
+        </w:rPr>
+        <w:t xml:space="preserve">M. </w:t>
+      </w:r>
+      <w:proofErr w:type="spellStart"/>
+      <w:r>
+        <w:rPr>
+          <w:i/>
+          <w:iCs/>
+          <w:lang w:val="en-US"/>
+        </w:rPr>
+        <w:t>velezangeli</w:t>
+      </w:r>
+      <w:proofErr w:type="spellEnd"/>
+      <w:r>
+        <w:rPr>
+          <w:lang w:val="en-US"/>
+        </w:rPr>
+        <w:t xml:space="preserve"> in Ecuador and Peru </w:t>
+      </w:r>
       <w:hyperlink r:id="rId55">
-        <w:r>
-          <w:rPr>
-            <w:rStyle w:val="Hyperlink"/>
-            <w:lang w:val="en-US"/>
-          </w:rPr>
-          <w:t>(Hebert et al. 2003; Kim and Jung 2018)</w:t>
-        </w:r>
-      </w:hyperlink>
-      <w:r>
-        <w:rPr>
-          <w:lang w:val="en-US"/>
-        </w:rPr>
-        <w:t xml:space="preserve">.  In </w:t>
-      </w:r>
-      <w:proofErr w:type="spellStart"/>
-      <w:r>
-        <w:rPr>
-          <w:i/>
-          <w:iCs/>
-          <w:lang w:val="en-US"/>
-        </w:rPr>
-        <w:t>Monalonion</w:t>
-      </w:r>
-      <w:proofErr w:type="spellEnd"/>
-      <w:r>
-        <w:rPr>
-          <w:lang w:val="en-US"/>
-        </w:rPr>
-        <w:t xml:space="preserve">, this integrative approach has also recently been used to support the identification of </w:t>
-      </w:r>
-      <w:r>
-        <w:rPr>
-          <w:i/>
-          <w:iCs/>
-          <w:lang w:val="en-US"/>
-        </w:rPr>
-        <w:t xml:space="preserve">M. </w:t>
-      </w:r>
-      <w:proofErr w:type="spellStart"/>
-      <w:r>
-        <w:rPr>
-          <w:i/>
-          <w:iCs/>
-          <w:lang w:val="en-US"/>
-        </w:rPr>
-        <w:t>velezangeli</w:t>
-      </w:r>
-      <w:proofErr w:type="spellEnd"/>
-      <w:r>
-        <w:rPr>
-          <w:lang w:val="en-US"/>
-        </w:rPr>
-        <w:t xml:space="preserve"> in Ecuador and Peru </w:t>
-      </w:r>
-      <w:hyperlink r:id="rId56">
         <w:r>
           <w:rPr>
             <w:rStyle w:val="Hyperlink"/>
@@ -13541,7 +13582,7 @@
         </w:rPr>
         <w:t xml:space="preserve">The observed life cycle was consistent with the paurometabolous pattern previously described for the species, characterized by five nymphal instars before reaching the adult stage </w:t>
       </w:r>
-      <w:hyperlink r:id="rId57">
+      <w:hyperlink r:id="rId56">
         <w:r>
           <w:rPr>
             <w:rStyle w:val="Hyperlink"/>
@@ -13579,7 +13620,7 @@
         <w:lastRenderedPageBreak/>
         <w:t xml:space="preserve">conditions, although differences among studies may be associated with the environmental and local conditions under which the populations develop </w:t>
       </w:r>
-      <w:hyperlink r:id="rId58">
+      <w:hyperlink r:id="rId57">
         <w:r>
           <w:rPr>
             <w:rStyle w:val="Hyperlink"/>
@@ -13687,7 +13728,7 @@
         </w:rPr>
         <w:t xml:space="preserve"> was supported by an integrative approach based on the congruence of morphological, molecular, and biological evidence, strengthening recognition of the species in the evaluated cacao production systems. From a phytosanitary perspective, the relatively short life cycle observed suggests rapid generational turnover under favorable conditions, while the damage recorded on young tissues and developing fruits highlights its importance for cacao production. In addition, feeding-induced lesions may compromise pericarp integrity and potentially facilitate secondary infection processes </w:t>
       </w:r>
-      <w:hyperlink r:id="rId59">
+      <w:hyperlink r:id="rId58">
         <w:r>
           <w:rPr>
             <w:rStyle w:val="Hyperlink"/>
@@ -14182,7 +14223,7 @@
           <w:lang w:val="en-US"/>
         </w:rPr>
       </w:pPr>
-      <w:hyperlink r:id="rId60">
+      <w:hyperlink r:id="rId59">
         <w:r>
           <w:rPr>
             <w:rStyle w:val="Hyperlink"/>
@@ -14202,7 +14243,7 @@
           <w:lang w:val="en-US"/>
         </w:rPr>
       </w:pPr>
-      <w:hyperlink r:id="rId61">
+      <w:hyperlink r:id="rId60">
         <w:r>
           <w:rPr>
             <w:rStyle w:val="Hyperlink"/>
@@ -14222,7 +14263,7 @@
           <w:lang w:val="en-US"/>
         </w:rPr>
       </w:pPr>
-      <w:hyperlink r:id="rId62">
+      <w:hyperlink r:id="rId61">
         <w:proofErr w:type="spellStart"/>
         <w:r>
           <w:rPr>
@@ -14313,7 +14354,7 @@
           <w:lang w:val="en-US"/>
         </w:rPr>
       </w:pPr>
-      <w:hyperlink r:id="rId63">
+      <w:hyperlink r:id="rId62">
         <w:r>
           <w:rPr>
             <w:rStyle w:val="Hyperlink"/>
@@ -14324,7 +14365,7 @@
           <w:t xml:space="preserve">Bailey BA, Evans HC, Phillips‐Mora W, et al (2018) </w:t>
         </w:r>
       </w:hyperlink>
-      <w:hyperlink r:id="rId64">
+      <w:hyperlink r:id="rId63">
         <w:r>
           <w:rPr>
             <w:rStyle w:val="Hyperlink"/>
@@ -14337,7 +14378,7 @@
           <w:t>Moniliophthora roreri</w:t>
         </w:r>
       </w:hyperlink>
-      <w:hyperlink r:id="rId65">
+      <w:hyperlink r:id="rId64">
         <w:r>
           <w:rPr>
             <w:rStyle w:val="Hyperlink"/>
@@ -14357,7 +14398,7 @@
           <w:lang w:val="en-US"/>
         </w:rPr>
       </w:pPr>
-      <w:hyperlink r:id="rId66">
+      <w:hyperlink r:id="rId65">
         <w:r>
           <w:rPr>
             <w:rStyle w:val="Hyperlink"/>
@@ -14377,7 +14418,7 @@
           <w:lang w:val="es"/>
         </w:rPr>
       </w:pPr>
-      <w:hyperlink r:id="rId67">
+      <w:hyperlink r:id="rId66">
         <w:r>
           <w:rPr>
             <w:rStyle w:val="Hyperlink"/>
@@ -14537,7 +14578,7 @@
           <w:lang w:val="es"/>
         </w:rPr>
       </w:pPr>
-      <w:hyperlink r:id="rId68">
+      <w:hyperlink r:id="rId67">
         <w:r>
           <w:rPr>
             <w:rStyle w:val="Hyperlink"/>
@@ -14637,7 +14678,7 @@
           <w:lang w:val="es"/>
         </w:rPr>
       </w:pPr>
-      <w:hyperlink r:id="rId69">
+      <w:hyperlink r:id="rId68">
         <w:r>
           <w:rPr>
             <w:rStyle w:val="Hyperlink"/>
@@ -14657,7 +14698,7 @@
           <w:lang w:val="es"/>
         </w:rPr>
       </w:pPr>
-      <w:hyperlink r:id="rId70">
+      <w:hyperlink r:id="rId69">
         <w:r>
           <w:rPr>
             <w:rStyle w:val="Hyperlink"/>
@@ -14897,7 +14938,7 @@
           <w:lang w:val="es"/>
         </w:rPr>
       </w:pPr>
-      <w:hyperlink r:id="rId71">
+      <w:hyperlink r:id="rId70">
         <w:r>
           <w:rPr>
             <w:rStyle w:val="Hyperlink"/>
@@ -15217,7 +15258,7 @@
           <w:lang w:val="en-US"/>
         </w:rPr>
       </w:pPr>
-      <w:hyperlink r:id="rId72">
+      <w:hyperlink r:id="rId71">
         <w:r>
           <w:rPr>
             <w:rStyle w:val="Hyperlink"/>
@@ -15406,7 +15447,7 @@
           <w:lang w:val="en-US"/>
         </w:rPr>
       </w:pPr>
-      <w:hyperlink r:id="rId73">
+      <w:hyperlink r:id="rId72">
         <w:r>
           <w:rPr>
             <w:rStyle w:val="Hyperlink"/>
@@ -15446,7 +15487,7 @@
           <w:lang w:val="en-US"/>
         </w:rPr>
       </w:pPr>
-      <w:hyperlink r:id="rId74">
+      <w:hyperlink r:id="rId73">
         <w:proofErr w:type="spellStart"/>
         <w:r>
           <w:rPr>
@@ -15586,7 +15627,7 @@
           <w:lang w:val="en-US"/>
         </w:rPr>
       </w:pPr>
-      <w:hyperlink r:id="rId75">
+      <w:hyperlink r:id="rId74">
         <w:r>
           <w:rPr>
             <w:rStyle w:val="Hyperlink"/>
@@ -15606,7 +15647,7 @@
           <w:lang w:val="es"/>
         </w:rPr>
       </w:pPr>
-      <w:hyperlink r:id="rId76">
+      <w:hyperlink r:id="rId75">
         <w:r>
           <w:rPr>
             <w:rStyle w:val="Hyperlink"/>
@@ -15635,7 +15676,7 @@
           <w:lang w:val="es"/>
         </w:rPr>
       </w:pPr>
-      <w:hyperlink r:id="rId77">
+      <w:hyperlink r:id="rId76">
         <w:r>
           <w:rPr>
             <w:rStyle w:val="Hyperlink"/>
@@ -15655,7 +15696,7 @@
           <w:lang w:val="en-US"/>
         </w:rPr>
       </w:pPr>
-      <w:hyperlink r:id="rId78">
+      <w:hyperlink r:id="rId77">
         <w:r>
           <w:rPr>
             <w:rStyle w:val="Hyperlink"/>
@@ -15775,7 +15816,272 @@
           <w:lang w:val="en-US"/>
         </w:rPr>
       </w:pPr>
-      <w:hyperlink r:id="rId79">
+      <w:r>
+        <w:fldChar w:fldCharType="begin"/>
+      </w:r>
+      <w:r>
+        <w:rPr>
+          <w:lang w:val="en-US"/>
+        </w:rPr>
+        <w:instrText>HYPERLINK "https://www.zotero.org/google-docs/?gNoVpo" \h</w:instrText>
+      </w:r>
+      <w:r>
+        <w:fldChar w:fldCharType="separate"/>
+      </w:r>
+      <w:r>
+        <w:rPr>
+          <w:rStyle w:val="Hyperlink"/>
+          <w:color w:val="auto"/>
+          <w:u w:val="none"/>
+          <w:lang w:val="en-US"/>
+        </w:rPr>
+        <w:t xml:space="preserve">Gossner MM, Beenken L, Arend K, et al (2021) Insect herbivory facilitates the establishment of an invasive plant pathogen. ISME Commun 1:6. https://doi.org/10.1038/s43705-021-00004-4 </w:t>
+      </w:r>
+      <w:r>
+        <w:rPr>
+          <w:rStyle w:val="Hyperlink"/>
+          <w:color w:val="auto"/>
+          <w:u w:val="none"/>
+          <w:lang w:val="en-US"/>
+        </w:rPr>
+        <w:fldChar w:fldCharType="end"/>
+      </w:r>
+    </w:p>
+    <w:p>
+      <w:pPr>
+        <w:spacing w:before="240"/>
+        <w:rPr>
+          <w:color w:val="auto"/>
+          <w:lang w:val="en-US"/>
+        </w:rPr>
+      </w:pPr>
+      <w:r>
+        <w:fldChar w:fldCharType="begin"/>
+      </w:r>
+      <w:r>
+        <w:rPr>
+          <w:lang w:val="en-US"/>
+        </w:rPr>
+        <w:instrText>HYPERLINK "https://www.zotero.org/google-docs/?gNoVpo" \h</w:instrText>
+      </w:r>
+      <w:r>
+        <w:fldChar w:fldCharType="separate"/>
+      </w:r>
+      <w:r>
+        <w:rPr>
+          <w:rStyle w:val="Hyperlink"/>
+          <w:color w:val="auto"/>
+          <w:u w:val="none"/>
+          <w:lang w:val="en-US"/>
+        </w:rPr>
+        <w:t xml:space="preserve">Gutierrez Soto CA, Sánchez Castillo V (2024) Local methods for the control of Monalonion dissimulatun pest in cacao farms in Florencia- Caquetá. SAP Multidiscip Open 2:83. https://doi.org/10.62486/mo202483 </w:t>
+      </w:r>
+      <w:r>
+        <w:rPr>
+          <w:rStyle w:val="Hyperlink"/>
+          <w:color w:val="auto"/>
+          <w:u w:val="none"/>
+          <w:lang w:val="en-US"/>
+        </w:rPr>
+        <w:fldChar w:fldCharType="end"/>
+      </w:r>
+    </w:p>
+    <w:p>
+      <w:pPr>
+        <w:spacing w:before="240"/>
+        <w:rPr>
+          <w:color w:val="auto"/>
+          <w:lang w:val="en-US"/>
+        </w:rPr>
+      </w:pPr>
+      <w:r>
+        <w:fldChar w:fldCharType="begin"/>
+      </w:r>
+      <w:r>
+        <w:rPr>
+          <w:lang w:val="en-US"/>
+        </w:rPr>
+        <w:instrText>HYPERLINK "https://www.zotero.org/google-docs/?gNoVpo" \h</w:instrText>
+      </w:r>
+      <w:r>
+        <w:fldChar w:fldCharType="separate"/>
+      </w:r>
+      <w:r>
+        <w:rPr>
+          <w:rStyle w:val="Hyperlink"/>
+          <w:color w:val="auto"/>
+          <w:u w:val="none"/>
+          <w:lang w:val="en-US"/>
+        </w:rPr>
+        <w:t xml:space="preserve">Hebert PDN, Cywinska A, Ball SL, deWaard JR (2003) Biological identifications through DNA barcodes. Proc R Soc Lond B Biol Sci 270:313–321. https://doi.org/10.1098/rspb.2002.2218 </w:t>
+      </w:r>
+      <w:r>
+        <w:rPr>
+          <w:rStyle w:val="Hyperlink"/>
+          <w:color w:val="auto"/>
+          <w:u w:val="none"/>
+          <w:lang w:val="en-US"/>
+        </w:rPr>
+        <w:fldChar w:fldCharType="end"/>
+      </w:r>
+    </w:p>
+    <w:p>
+      <w:pPr>
+        <w:spacing w:before="240"/>
+        <w:rPr>
+          <w:color w:val="auto"/>
+          <w:lang w:val="es"/>
+        </w:rPr>
+      </w:pPr>
+      <w:r>
+        <w:fldChar w:fldCharType="begin"/>
+      </w:r>
+      <w:r>
+        <w:rPr>
+          <w:lang w:val="en-US"/>
+        </w:rPr>
+        <w:instrText>HYPERLINK "https://www.zotero.org/google-docs/?gNoVpo" \h</w:instrText>
+      </w:r>
+      <w:r>
+        <w:fldChar w:fldCharType="separate"/>
+      </w:r>
+      <w:r>
+        <w:rPr>
+          <w:rStyle w:val="Hyperlink"/>
+          <w:color w:val="auto"/>
+          <w:u w:val="none"/>
+          <w:lang w:val="en-US"/>
+        </w:rPr>
+        <w:t xml:space="preserve">Hernández-Núñez HE, Gutiérrez-Montes I, Sánchez-Acosta JR, et al (2020) Agronomic conditions of cacao cultivation: its relationship with the capitals endowment of Colombian rural households. </w:t>
+      </w:r>
+      <w:r>
+        <w:rPr>
+          <w:rStyle w:val="Hyperlink"/>
+          <w:color w:val="auto"/>
+          <w:u w:val="none"/>
+          <w:lang w:val="es"/>
+        </w:rPr>
+        <w:t xml:space="preserve">Agrofor Syst 94:2367–2380. https://doi.org/10.1007/s10457-020-00556-9 </w:t>
+      </w:r>
+      <w:r>
+        <w:rPr>
+          <w:rStyle w:val="Hyperlink"/>
+          <w:color w:val="auto"/>
+          <w:u w:val="none"/>
+          <w:lang w:val="es"/>
+        </w:rPr>
+        <w:fldChar w:fldCharType="end"/>
+      </w:r>
+    </w:p>
+    <w:p>
+      <w:pPr>
+        <w:spacing w:before="240"/>
+        <w:rPr>
+          <w:color w:val="auto"/>
+          <w:lang w:val="en-US"/>
+        </w:rPr>
+      </w:pPr>
+      <w:hyperlink r:id="rId78">
+        <w:proofErr w:type="spellStart"/>
+        <w:r>
+          <w:rPr>
+            <w:rStyle w:val="Hyperlink"/>
+            <w:color w:val="auto"/>
+            <w:u w:val="none"/>
+            <w:lang w:val="es"/>
+          </w:rPr>
+          <w:t>Huaycho</w:t>
+        </w:r>
+        <w:proofErr w:type="spellEnd"/>
+        <w:r>
+          <w:rPr>
+            <w:rStyle w:val="Hyperlink"/>
+            <w:color w:val="auto"/>
+            <w:u w:val="none"/>
+            <w:lang w:val="es"/>
+          </w:rPr>
+          <w:t xml:space="preserve"> Callisaya H, Maldonado Fuentes C, Manzaneda Delgado F (2017) Control del chinche del cacao (</w:t>
+        </w:r>
+        <w:proofErr w:type="spellStart"/>
+        <w:r>
+          <w:rPr>
+            <w:rStyle w:val="Hyperlink"/>
+            <w:color w:val="auto"/>
+            <w:u w:val="none"/>
+            <w:lang w:val="es"/>
+          </w:rPr>
+          <w:t>Monaloniondis</w:t>
+        </w:r>
+        <w:proofErr w:type="spellEnd"/>
+        <w:r>
+          <w:rPr>
+            <w:rStyle w:val="Hyperlink"/>
+            <w:color w:val="auto"/>
+            <w:u w:val="none"/>
+            <w:lang w:val="es"/>
+          </w:rPr>
+          <w:t xml:space="preserve"> </w:t>
+        </w:r>
+        <w:proofErr w:type="spellStart"/>
+        <w:r>
+          <w:rPr>
+            <w:rStyle w:val="Hyperlink"/>
+            <w:color w:val="auto"/>
+            <w:u w:val="none"/>
+            <w:lang w:val="es"/>
+          </w:rPr>
+          <w:t>simulatum</w:t>
+        </w:r>
+        <w:proofErr w:type="spellEnd"/>
+        <w:r>
+          <w:rPr>
+            <w:rStyle w:val="Hyperlink"/>
+            <w:color w:val="auto"/>
+            <w:u w:val="none"/>
+            <w:lang w:val="es"/>
+          </w:rPr>
+          <w:t xml:space="preserve"> </w:t>
+        </w:r>
+        <w:proofErr w:type="spellStart"/>
+        <w:r>
+          <w:rPr>
+            <w:rStyle w:val="Hyperlink"/>
+            <w:color w:val="auto"/>
+            <w:u w:val="none"/>
+            <w:lang w:val="es"/>
+          </w:rPr>
+          <w:t>Dist</w:t>
+        </w:r>
+        <w:proofErr w:type="spellEnd"/>
+        <w:r>
+          <w:rPr>
+            <w:rStyle w:val="Hyperlink"/>
+            <w:color w:val="auto"/>
+            <w:u w:val="none"/>
+            <w:lang w:val="es"/>
+          </w:rPr>
+          <w:t xml:space="preserve">.) con aplicación de </w:t>
+        </w:r>
+        <w:proofErr w:type="spellStart"/>
+        <w:r>
+          <w:rPr>
+            <w:rStyle w:val="Hyperlink"/>
+            <w:color w:val="auto"/>
+            <w:u w:val="none"/>
+            <w:lang w:val="es"/>
+          </w:rPr>
+          <w:t>bioinsecticidas</w:t>
+        </w:r>
+        <w:proofErr w:type="spellEnd"/>
+        <w:r>
+          <w:rPr>
+            <w:rStyle w:val="Hyperlink"/>
+            <w:color w:val="auto"/>
+            <w:u w:val="none"/>
+            <w:lang w:val="es"/>
+          </w:rPr>
+          <w:t xml:space="preserve"> en la región de los Yungas de Bolivia. </w:t>
+        </w:r>
         <w:r>
           <w:rPr>
             <w:rStyle w:val="Hyperlink"/>
@@ -15783,7 +16089,67 @@
             <w:u w:val="none"/>
             <w:lang w:val="en-US"/>
           </w:rPr>
-          <w:t xml:space="preserve">Gossner MM, Beenken L, Arend K, et al (2021) Insect herbivory facilitates the establishment of an invasive plant pathogen. ISME Commun 1:6. https://doi.org/10.1038/s43705-021-00004-4 </w:t>
+          <w:t xml:space="preserve">Rev </w:t>
+        </w:r>
+        <w:proofErr w:type="spellStart"/>
+        <w:r>
+          <w:rPr>
+            <w:rStyle w:val="Hyperlink"/>
+            <w:color w:val="auto"/>
+            <w:u w:val="none"/>
+            <w:lang w:val="en-US"/>
+          </w:rPr>
+          <w:t>Investig</w:t>
+        </w:r>
+        <w:proofErr w:type="spellEnd"/>
+        <w:r>
+          <w:rPr>
+            <w:rStyle w:val="Hyperlink"/>
+            <w:color w:val="auto"/>
+            <w:u w:val="none"/>
+            <w:lang w:val="en-US"/>
+          </w:rPr>
+          <w:t xml:space="preserve"> E </w:t>
+        </w:r>
+        <w:proofErr w:type="spellStart"/>
+        <w:r>
+          <w:rPr>
+            <w:rStyle w:val="Hyperlink"/>
+            <w:color w:val="auto"/>
+            <w:u w:val="none"/>
+            <w:lang w:val="en-US"/>
+          </w:rPr>
+          <w:t>Innov</w:t>
+        </w:r>
+        <w:proofErr w:type="spellEnd"/>
+        <w:r>
+          <w:rPr>
+            <w:rStyle w:val="Hyperlink"/>
+            <w:color w:val="auto"/>
+            <w:u w:val="none"/>
+            <w:lang w:val="en-US"/>
+          </w:rPr>
+          <w:t xml:space="preserve"> </w:t>
+        </w:r>
+        <w:proofErr w:type="spellStart"/>
+        <w:r>
+          <w:rPr>
+            <w:rStyle w:val="Hyperlink"/>
+            <w:color w:val="auto"/>
+            <w:u w:val="none"/>
+            <w:lang w:val="en-US"/>
+          </w:rPr>
+          <w:t>Agropecu</w:t>
+        </w:r>
+        <w:proofErr w:type="spellEnd"/>
+        <w:r>
+          <w:rPr>
+            <w:rStyle w:val="Hyperlink"/>
+            <w:color w:val="auto"/>
+            <w:u w:val="none"/>
+            <w:lang w:val="en-US"/>
+          </w:rPr>
+          <w:t xml:space="preserve"> Recur Nat 4:31–39 </w:t>
         </w:r>
       </w:hyperlink>
     </w:p>
@@ -15795,15 +16161,573 @@
           <w:lang w:val="en-US"/>
         </w:rPr>
       </w:pPr>
-      <w:hyperlink r:id="rId80">
+      <w:r>
+        <w:lastRenderedPageBreak/>
+        <w:fldChar w:fldCharType="begin"/>
+      </w:r>
+      <w:r>
+        <w:rPr>
+          <w:lang w:val="en-US"/>
+        </w:rPr>
+        <w:instrText>HYPERLINK "https://www.zotero.org/google-docs/?gNoVpo" \h</w:instrText>
+      </w:r>
+      <w:r>
+        <w:fldChar w:fldCharType="separate"/>
+      </w:r>
+      <w:r>
+        <w:rPr>
+          <w:rStyle w:val="Hyperlink"/>
+          <w:color w:val="auto"/>
+          <w:u w:val="none"/>
+          <w:lang w:val="en-US"/>
+        </w:rPr>
+        <w:t xml:space="preserve">Kim J, Jung S (2018) COI barcoding of plant bugs (Insecta: Hemiptera: Miridae). PeerJ 6:e6070. https://doi.org/10.7717/peerj.6070 </w:t>
+      </w:r>
+      <w:r>
+        <w:rPr>
+          <w:rStyle w:val="Hyperlink"/>
+          <w:color w:val="auto"/>
+          <w:u w:val="none"/>
+          <w:lang w:val="en-US"/>
+        </w:rPr>
+        <w:fldChar w:fldCharType="end"/>
+      </w:r>
+    </w:p>
+    <w:p>
+      <w:pPr>
+        <w:spacing w:before="240"/>
+        <w:rPr>
+          <w:color w:val="auto"/>
+          <w:lang w:val="en-US"/>
+        </w:rPr>
+      </w:pPr>
+      <w:r>
+        <w:fldChar w:fldCharType="begin"/>
+      </w:r>
+      <w:r>
+        <w:rPr>
+          <w:lang w:val="en-US"/>
+        </w:rPr>
+        <w:instrText>HYPERLINK "https://www.zotero.org/google-docs/?gNoVpo" \h</w:instrText>
+      </w:r>
+      <w:r>
+        <w:fldChar w:fldCharType="separate"/>
+      </w:r>
+      <w:r>
+        <w:rPr>
+          <w:rStyle w:val="Hyperlink"/>
+          <w:color w:val="auto"/>
+          <w:u w:val="none"/>
+          <w:lang w:val="en-US"/>
+        </w:rPr>
+        <w:t xml:space="preserve">Kongor JE, Owusu M, Oduro-Yeboah C (2024) Cocoa production in the 2020s: challenges and solutions. CABI Agric Biosci 102. https://doi.org/10.1186/s43170-024-00310-6 </w:t>
+      </w:r>
+      <w:r>
+        <w:rPr>
+          <w:rStyle w:val="Hyperlink"/>
+          <w:color w:val="auto"/>
+          <w:u w:val="none"/>
+          <w:lang w:val="en-US"/>
+        </w:rPr>
+        <w:fldChar w:fldCharType="end"/>
+      </w:r>
+    </w:p>
+    <w:p>
+      <w:pPr>
+        <w:spacing w:before="240"/>
+        <w:rPr>
+          <w:color w:val="auto"/>
+          <w:lang w:val="en-US"/>
+        </w:rPr>
+      </w:pPr>
+      <w:r>
+        <w:fldChar w:fldCharType="begin"/>
+      </w:r>
+      <w:r>
+        <w:rPr>
+          <w:lang w:val="en-US"/>
+        </w:rPr>
+        <w:instrText>HYPERLINK "https://www.zotero.org/google-docs/?gNoVpo" \h</w:instrText>
+      </w:r>
+      <w:r>
+        <w:fldChar w:fldCharType="separate"/>
+      </w:r>
+      <w:r>
+        <w:rPr>
+          <w:rStyle w:val="Hyperlink"/>
+          <w:color w:val="auto"/>
+          <w:u w:val="none"/>
+          <w:lang w:val="en-US"/>
+        </w:rPr>
+        <w:t xml:space="preserve">Körner C (2007) The use of ‘altitude’ in ecological research. Trends Ecol Evol 22:569–574. https://doi.org/10.1016/j.tree.2007.09.006 </w:t>
+      </w:r>
+      <w:r>
+        <w:rPr>
+          <w:rStyle w:val="Hyperlink"/>
+          <w:color w:val="auto"/>
+          <w:u w:val="none"/>
+          <w:lang w:val="en-US"/>
+        </w:rPr>
+        <w:fldChar w:fldCharType="end"/>
+      </w:r>
+    </w:p>
+    <w:p>
+      <w:pPr>
+        <w:spacing w:before="240"/>
+        <w:rPr>
+          <w:color w:val="auto"/>
+          <w:lang w:val="en-US"/>
+        </w:rPr>
+      </w:pPr>
+      <w:r>
+        <w:fldChar w:fldCharType="begin"/>
+      </w:r>
+      <w:r>
+        <w:rPr>
+          <w:lang w:val="en-US"/>
+        </w:rPr>
+        <w:instrText>HYPERLINK "https://www.zotero.org/google-docs/?gNoVpo" \h</w:instrText>
+      </w:r>
+      <w:r>
+        <w:fldChar w:fldCharType="separate"/>
+      </w:r>
+      <w:r>
+        <w:rPr>
+          <w:rStyle w:val="Hyperlink"/>
+          <w:color w:val="auto"/>
+          <w:u w:val="none"/>
+          <w:lang w:val="en-US"/>
+        </w:rPr>
+        <w:t xml:space="preserve">Kumar S, Stecher G, Li M, et al (2018) MEGA X: Molecular Evolutionary Genetics Analysis across Computing Platforms. Mol Biol Evol 35:1547–1549. https://doi.org/10.1093/molbev/msy096 </w:t>
+      </w:r>
+      <w:r>
+        <w:rPr>
+          <w:rStyle w:val="Hyperlink"/>
+          <w:color w:val="auto"/>
+          <w:u w:val="none"/>
+          <w:lang w:val="en-US"/>
+        </w:rPr>
+        <w:fldChar w:fldCharType="end"/>
+      </w:r>
+    </w:p>
+    <w:p>
+      <w:pPr>
+        <w:spacing w:before="240"/>
+        <w:rPr>
+          <w:color w:val="auto"/>
+          <w:lang w:val="en-US"/>
+        </w:rPr>
+      </w:pPr>
+      <w:r>
+        <w:fldChar w:fldCharType="begin"/>
+      </w:r>
+      <w:r>
+        <w:rPr>
+          <w:lang w:val="en-US"/>
+        </w:rPr>
+        <w:instrText>HYPERLINK "https://www.zotero.org/google-docs/?gNoVpo" \h</w:instrText>
+      </w:r>
+      <w:r>
+        <w:fldChar w:fldCharType="separate"/>
+      </w:r>
+      <w:r>
+        <w:rPr>
+          <w:rStyle w:val="Hyperlink"/>
+          <w:color w:val="auto"/>
+          <w:u w:val="none"/>
+          <w:lang w:val="en-US"/>
+        </w:rPr>
+        <w:t xml:space="preserve">Leiva-Espinoza ST, Aguilar V, Banda-Martinez D, et al (2026) First report of Monalonion velezangeli (Hemiptera: Miridae) damaging avocado (Persea americana) in Peru. Phytoparasitica 54:50. https://doi.org/10.1007/s12600-026-01384-w </w:t>
+      </w:r>
+      <w:r>
+        <w:rPr>
+          <w:rStyle w:val="Hyperlink"/>
+          <w:color w:val="auto"/>
+          <w:u w:val="none"/>
+          <w:lang w:val="en-US"/>
+        </w:rPr>
+        <w:fldChar w:fldCharType="end"/>
+      </w:r>
+    </w:p>
+    <w:p>
+      <w:pPr>
+        <w:spacing w:before="240"/>
+        <w:rPr>
+          <w:color w:val="auto"/>
+          <w:lang w:val="en-US"/>
+        </w:rPr>
+      </w:pPr>
+      <w:r>
+        <w:fldChar w:fldCharType="begin"/>
+      </w:r>
+      <w:r>
+        <w:rPr>
+          <w:lang w:val="en-US"/>
+        </w:rPr>
+        <w:instrText>HYPERLINK "https://www.zotero.org/google-docs/?gNoVpo" \h</w:instrText>
+      </w:r>
+      <w:r>
+        <w:fldChar w:fldCharType="separate"/>
+      </w:r>
+      <w:r>
+        <w:rPr>
+          <w:rStyle w:val="Hyperlink"/>
+          <w:color w:val="auto"/>
+          <w:u w:val="none"/>
+          <w:lang w:val="en-US"/>
+        </w:rPr>
+        <w:t xml:space="preserve">Marelli J-P, Guest DI, Bailey BA, et al (2019) Chocolate Under Threat from Old and New Cacao Diseases. Phytopathology® 109:1331–1343. https://doi.org/10.1094/PHYTO-12-18-0477-RVW </w:t>
+      </w:r>
+      <w:r>
+        <w:rPr>
+          <w:rStyle w:val="Hyperlink"/>
+          <w:color w:val="auto"/>
+          <w:u w:val="none"/>
+          <w:lang w:val="en-US"/>
+        </w:rPr>
+        <w:fldChar w:fldCharType="end"/>
+      </w:r>
+    </w:p>
+    <w:p>
+      <w:pPr>
+        <w:spacing w:before="240"/>
+        <w:rPr>
+          <w:color w:val="auto"/>
+          <w:lang w:val="en-US"/>
+        </w:rPr>
+      </w:pPr>
+      <w:r>
+        <w:fldChar w:fldCharType="begin"/>
+      </w:r>
+      <w:r>
+        <w:rPr>
+          <w:lang w:val="en-US"/>
+        </w:rPr>
+        <w:instrText>HYPERLINK "https://www.zotero.org/google-docs/?gNoVpo" \h</w:instrText>
+      </w:r>
+      <w:r>
+        <w:fldChar w:fldCharType="separate"/>
+      </w:r>
+      <w:r>
+        <w:rPr>
+          <w:rStyle w:val="Hyperlink"/>
+          <w:color w:val="auto"/>
+          <w:u w:val="none"/>
+          <w:lang w:val="en-US"/>
+        </w:rPr>
+        <w:t xml:space="preserve">Moreira X, Petry WK, Mooney KA, et al (2018) Elevational gradients in plant defences and insect herbivory: recent advances in the field and prospects for future research. Ecography 41:1485–1496. https://doi.org/10.1111/ecog.03184 </w:t>
+      </w:r>
+      <w:r>
+        <w:rPr>
+          <w:rStyle w:val="Hyperlink"/>
+          <w:color w:val="auto"/>
+          <w:u w:val="none"/>
+          <w:lang w:val="en-US"/>
+        </w:rPr>
+        <w:fldChar w:fldCharType="end"/>
+      </w:r>
+    </w:p>
+    <w:p>
+      <w:pPr>
+        <w:spacing w:before="240"/>
+        <w:rPr>
+          <w:color w:val="auto"/>
+          <w:lang w:val="en-US"/>
+        </w:rPr>
+      </w:pPr>
+      <w:r>
+        <w:fldChar w:fldCharType="begin"/>
+      </w:r>
+      <w:r>
+        <w:rPr>
+          <w:lang w:val="en-US"/>
+        </w:rPr>
+        <w:instrText>HYPERLINK "https://www.zotero.org/google-docs/?gNoVpo" \h</w:instrText>
+      </w:r>
+      <w:r>
+        <w:fldChar w:fldCharType="separate"/>
+      </w:r>
+      <w:r>
+        <w:rPr>
+          <w:rStyle w:val="Hyperlink"/>
+          <w:color w:val="auto"/>
+          <w:u w:val="none"/>
+          <w:lang w:val="en-US"/>
+        </w:rPr>
+        <w:t xml:space="preserve">Namyatova AA, Cassis G (2016) Systematic revision and phylogeny of the plant bug tribe Monaloniini (Insecta: Heteroptera: Miridae: Bryocorinae) of the world: Systematics of the Tribe Monaloniini. Zool J Linn Soc 176:36–136. https://doi.org/10.1111/zoj.12311 </w:t>
+      </w:r>
+      <w:r>
+        <w:rPr>
+          <w:rStyle w:val="Hyperlink"/>
+          <w:color w:val="auto"/>
+          <w:u w:val="none"/>
+          <w:lang w:val="en-US"/>
+        </w:rPr>
+        <w:fldChar w:fldCharType="end"/>
+      </w:r>
+    </w:p>
+    <w:p>
+      <w:pPr>
+        <w:spacing w:before="240"/>
+        <w:rPr>
+          <w:color w:val="auto"/>
+          <w:lang w:val="en-US"/>
+        </w:rPr>
+      </w:pPr>
+      <w:r>
+        <w:fldChar w:fldCharType="begin"/>
+      </w:r>
+      <w:r>
+        <w:rPr>
+          <w:lang w:val="en-US"/>
+        </w:rPr>
+        <w:instrText>HYPERLINK "https://www.zotero.org/google-docs/?gNoVpo" \h</w:instrText>
+      </w:r>
+      <w:r>
+        <w:fldChar w:fldCharType="separate"/>
+      </w:r>
+      <w:r>
+        <w:rPr>
+          <w:rStyle w:val="Hyperlink"/>
+          <w:color w:val="auto"/>
+          <w:u w:val="none"/>
+          <w:lang w:val="en-US"/>
+        </w:rPr>
+        <w:t xml:space="preserve">Noboa M, Castillo C, Carvajal V, et al (2024) First record of Monalonion velezangeli (Hemiptera: Miridae) affecting avocado and cherimoya (Annona cherimola) as new hosts in Ecuador. Zootaxa 5519:423–429. https://doi.org/10.11646/zootaxa.5519.3.5 </w:t>
+      </w:r>
+      <w:r>
+        <w:rPr>
+          <w:rStyle w:val="Hyperlink"/>
+          <w:color w:val="auto"/>
+          <w:u w:val="none"/>
+          <w:lang w:val="en-US"/>
+        </w:rPr>
+        <w:fldChar w:fldCharType="end"/>
+      </w:r>
+    </w:p>
+    <w:p>
+      <w:pPr>
+        <w:spacing w:before="240"/>
+        <w:rPr>
+          <w:color w:val="auto"/>
+          <w:lang w:val="en-US"/>
+        </w:rPr>
+      </w:pPr>
+      <w:r>
+        <w:fldChar w:fldCharType="begin"/>
+      </w:r>
+      <w:r>
+        <w:rPr>
+          <w:lang w:val="en-US"/>
+        </w:rPr>
+        <w:instrText>HYPERLINK "https://www.zotero.org/google-docs/?gNoVpo" \h</w:instrText>
+      </w:r>
+      <w:r>
+        <w:fldChar w:fldCharType="separate"/>
+      </w:r>
+      <w:r>
+        <w:rPr>
+          <w:rStyle w:val="Hyperlink"/>
+          <w:color w:val="auto"/>
+          <w:u w:val="none"/>
+          <w:lang w:val="en-US"/>
+        </w:rPr>
+        <w:t xml:space="preserve">Paudel S, Kandel P, Bhatta D, et al (2021) Insect Herbivore Populations and Plant Damage Increase at Higher Elevations. Insects 12:1129. https://doi.org/10.3390/insects12121129 </w:t>
+      </w:r>
+      <w:r>
+        <w:rPr>
+          <w:rStyle w:val="Hyperlink"/>
+          <w:color w:val="auto"/>
+          <w:u w:val="none"/>
+          <w:lang w:val="en-US"/>
+        </w:rPr>
+        <w:fldChar w:fldCharType="end"/>
+      </w:r>
+    </w:p>
+    <w:p>
+      <w:pPr>
+        <w:spacing w:before="240"/>
+        <w:rPr>
+          <w:color w:val="auto"/>
+          <w:lang w:val="en-US"/>
+        </w:rPr>
+      </w:pPr>
+      <w:r>
+        <w:fldChar w:fldCharType="begin"/>
+      </w:r>
+      <w:r>
+        <w:rPr>
+          <w:lang w:val="en-US"/>
+        </w:rPr>
+        <w:instrText>HYPERLINK "https://www.zotero.org/google-docs/?gNoVpo" \h</w:instrText>
+      </w:r>
+      <w:r>
+        <w:fldChar w:fldCharType="separate"/>
+      </w:r>
+      <w:r>
+        <w:rPr>
+          <w:rStyle w:val="Hyperlink"/>
+          <w:color w:val="auto"/>
+          <w:u w:val="none"/>
+          <w:lang w:val="en-US"/>
+        </w:rPr>
+        <w:t xml:space="preserve">R Core Team, 2026 R: A Language and Environment for Statistical Computing </w:t>
+      </w:r>
+      <w:r>
+        <w:rPr>
+          <w:rStyle w:val="Hyperlink"/>
+          <w:color w:val="auto"/>
+          <w:u w:val="none"/>
+          <w:lang w:val="en-US"/>
+        </w:rPr>
+        <w:fldChar w:fldCharType="end"/>
+      </w:r>
+    </w:p>
+    <w:p>
+      <w:pPr>
+        <w:spacing w:before="240"/>
+        <w:rPr>
+          <w:color w:val="auto"/>
+          <w:lang w:val="es"/>
+        </w:rPr>
+      </w:pPr>
+      <w:r>
+        <w:fldChar w:fldCharType="begin"/>
+      </w:r>
+      <w:r>
+        <w:rPr>
+          <w:lang w:val="en-US"/>
+        </w:rPr>
+        <w:instrText>HYPERLINK "https://www.zotero.org/google-docs/?gNoVpo" \h</w:instrText>
+      </w:r>
+      <w:r>
+        <w:fldChar w:fldCharType="separate"/>
+      </w:r>
+      <w:r>
+        <w:rPr>
+          <w:rStyle w:val="Hyperlink"/>
+          <w:color w:val="auto"/>
+          <w:u w:val="none"/>
+          <w:lang w:val="en-US"/>
+        </w:rPr>
+        <w:t xml:space="preserve">Tan H, Lou Y, Yan Y, et al (2025) Near T2T haplotype-resolved genomes of cacao (Theobroma cacao) variety CCN51. </w:t>
+      </w:r>
+      <w:r>
+        <w:rPr>
+          <w:rStyle w:val="Hyperlink"/>
+          <w:color w:val="auto"/>
+          <w:u w:val="none"/>
+          <w:lang w:val="es"/>
+        </w:rPr>
+        <w:t xml:space="preserve">Sci Data 13:163. https://doi.org/10.1038/s41597-025-06480-w </w:t>
+      </w:r>
+      <w:r>
+        <w:rPr>
+          <w:rStyle w:val="Hyperlink"/>
+          <w:color w:val="auto"/>
+          <w:u w:val="none"/>
+          <w:lang w:val="es"/>
+        </w:rPr>
+        <w:fldChar w:fldCharType="end"/>
+      </w:r>
+    </w:p>
+    <w:p>
+      <w:pPr>
+        <w:spacing w:before="240"/>
+        <w:rPr>
+          <w:color w:val="auto"/>
+          <w:lang w:val="es"/>
+        </w:rPr>
+      </w:pPr>
+      <w:hyperlink r:id="rId79">
         <w:r>
           <w:rPr>
             <w:rStyle w:val="Hyperlink"/>
             <w:color w:val="auto"/>
             <w:u w:val="none"/>
-            <w:lang w:val="en-US"/>
-          </w:rPr>
-          <w:t xml:space="preserve">Gutierrez Soto CA, Sánchez Castillo V (2024) Local methods for the control of Monalonion dissimulatun pest in cacao farms in Florencia- Caquetá. SAP Multidiscip Open 2:83. https://doi.org/10.62486/mo202483 </w:t>
+            <w:lang w:val="es"/>
+          </w:rPr>
+          <w:t xml:space="preserve">Vargas A, Somarriba E, Carballo M (2005) </w:t>
+        </w:r>
+        <w:proofErr w:type="spellStart"/>
+        <w:r>
+          <w:rPr>
+            <w:rStyle w:val="Hyperlink"/>
+            <w:color w:val="auto"/>
+            <w:u w:val="none"/>
+            <w:lang w:val="es"/>
+          </w:rPr>
+          <w:t>inámica</w:t>
+        </w:r>
+        <w:proofErr w:type="spellEnd"/>
+        <w:r>
+          <w:rPr>
+            <w:rStyle w:val="Hyperlink"/>
+            <w:color w:val="auto"/>
+            <w:u w:val="none"/>
+            <w:lang w:val="es"/>
+          </w:rPr>
+          <w:t xml:space="preserve"> poblacional del chinche (</w:t>
+        </w:r>
+        <w:proofErr w:type="spellStart"/>
+        <w:r>
+          <w:rPr>
+            <w:rStyle w:val="Hyperlink"/>
+            <w:color w:val="auto"/>
+            <w:u w:val="none"/>
+            <w:lang w:val="es"/>
+          </w:rPr>
+          <w:t>Monalonion</w:t>
+        </w:r>
+        <w:proofErr w:type="spellEnd"/>
+        <w:r>
+          <w:rPr>
+            <w:rStyle w:val="Hyperlink"/>
+            <w:color w:val="auto"/>
+            <w:u w:val="none"/>
+            <w:lang w:val="es"/>
+          </w:rPr>
+          <w:t xml:space="preserve"> </w:t>
+        </w:r>
+        <w:proofErr w:type="spellStart"/>
+        <w:r>
+          <w:rPr>
+            <w:rStyle w:val="Hyperlink"/>
+            <w:color w:val="auto"/>
+            <w:u w:val="none"/>
+            <w:lang w:val="es"/>
+          </w:rPr>
+          <w:t>dissimulatum</w:t>
+        </w:r>
+        <w:proofErr w:type="spellEnd"/>
+        <w:r>
+          <w:rPr>
+            <w:rStyle w:val="Hyperlink"/>
+            <w:color w:val="auto"/>
+            <w:u w:val="none"/>
+            <w:lang w:val="es"/>
+          </w:rPr>
+          <w:t xml:space="preserve"> </w:t>
+        </w:r>
+        <w:proofErr w:type="spellStart"/>
+        <w:r>
+          <w:rPr>
+            <w:rStyle w:val="Hyperlink"/>
+            <w:color w:val="auto"/>
+            <w:u w:val="none"/>
+            <w:lang w:val="es"/>
+          </w:rPr>
+          <w:t>Dist</w:t>
+        </w:r>
+        <w:proofErr w:type="spellEnd"/>
+        <w:r>
+          <w:rPr>
+            <w:rStyle w:val="Hyperlink"/>
+            <w:color w:val="auto"/>
+            <w:u w:val="none"/>
+            <w:lang w:val="es"/>
+          </w:rPr>
+          <w:t xml:space="preserve">.) y daño de mazorcas en plantaciones orgánicas de cacao del Alto Beni, Bolivia. Agroforestería En Las Américas 72–76 </w:t>
         </w:r>
       </w:hyperlink>
     </w:p>
@@ -15812,39 +16736,10 @@
         <w:spacing w:before="240"/>
         <w:rPr>
           <w:color w:val="auto"/>
-          <w:lang w:val="en-US"/>
-        </w:rPr>
-      </w:pPr>
-      <w:hyperlink r:id="rId81">
-        <w:r>
-          <w:rPr>
-            <w:rStyle w:val="Hyperlink"/>
-            <w:color w:val="auto"/>
-            <w:u w:val="none"/>
-            <w:lang w:val="en-US"/>
-          </w:rPr>
-          <w:t xml:space="preserve">Hebert PDN, Cywinska A, Ball SL, deWaard JR (2003) Biological identifications through DNA barcodes. Proc R Soc Lond B Biol Sci 270:313–321. https://doi.org/10.1098/rspb.2002.2218 </w:t>
-        </w:r>
-      </w:hyperlink>
-    </w:p>
-    <w:p>
-      <w:pPr>
-        <w:spacing w:before="240"/>
-        <w:rPr>
-          <w:color w:val="auto"/>
           <w:lang w:val="es"/>
         </w:rPr>
       </w:pPr>
-      <w:hyperlink r:id="rId82">
-        <w:r>
-          <w:rPr>
-            <w:rStyle w:val="Hyperlink"/>
-            <w:color w:val="auto"/>
-            <w:u w:val="none"/>
-            <w:lang w:val="en-US"/>
-          </w:rPr>
-          <w:t xml:space="preserve">Hernández-Núñez HE, Gutiérrez-Montes I, Sánchez-Acosta JR, et al (2020) Agronomic conditions of cacao cultivation: its relationship with the capitals endowment of Colombian rural households. </w:t>
-        </w:r>
+      <w:hyperlink r:id="rId80">
         <w:r>
           <w:rPr>
             <w:rStyle w:val="Hyperlink"/>
@@ -15852,563 +16747,14 @@
             <w:u w:val="none"/>
             <w:lang w:val="es"/>
           </w:rPr>
-          <w:t xml:space="preserve">Agrofor Syst 94:2367–2380. https://doi.org/10.1007/s10457-020-00556-9 </w:t>
-        </w:r>
-      </w:hyperlink>
-    </w:p>
-    <w:p>
-      <w:pPr>
-        <w:spacing w:before="240"/>
-        <w:rPr>
-          <w:color w:val="auto"/>
-          <w:lang w:val="en-US"/>
-        </w:rPr>
-      </w:pPr>
-      <w:hyperlink r:id="rId83">
-        <w:proofErr w:type="spellStart"/>
-        <w:r>
-          <w:rPr>
-            <w:rStyle w:val="Hyperlink"/>
-            <w:color w:val="auto"/>
-            <w:u w:val="none"/>
-            <w:lang w:val="es"/>
-          </w:rPr>
-          <w:t>Huaycho</w:t>
-        </w:r>
-        <w:proofErr w:type="spellEnd"/>
-        <w:r>
-          <w:rPr>
-            <w:rStyle w:val="Hyperlink"/>
-            <w:color w:val="auto"/>
-            <w:u w:val="none"/>
-            <w:lang w:val="es"/>
-          </w:rPr>
-          <w:t xml:space="preserve"> Callisaya H, Maldonado Fuentes C, Manzaneda Delgado F (2017) Control del chinche del cacao (</w:t>
-        </w:r>
-        <w:proofErr w:type="spellStart"/>
-        <w:r>
-          <w:rPr>
-            <w:rStyle w:val="Hyperlink"/>
-            <w:color w:val="auto"/>
-            <w:u w:val="none"/>
-            <w:lang w:val="es"/>
-          </w:rPr>
-          <w:t>Monaloniondis</w:t>
-        </w:r>
-        <w:proofErr w:type="spellEnd"/>
-        <w:r>
-          <w:rPr>
-            <w:rStyle w:val="Hyperlink"/>
-            <w:color w:val="auto"/>
-            <w:u w:val="none"/>
-            <w:lang w:val="es"/>
-          </w:rPr>
-          <w:t xml:space="preserve"> </w:t>
-        </w:r>
-        <w:proofErr w:type="spellStart"/>
-        <w:r>
-          <w:rPr>
-            <w:rStyle w:val="Hyperlink"/>
-            <w:color w:val="auto"/>
-            <w:u w:val="none"/>
-            <w:lang w:val="es"/>
-          </w:rPr>
-          <w:t>simulatum</w:t>
-        </w:r>
-        <w:proofErr w:type="spellEnd"/>
-        <w:r>
-          <w:rPr>
-            <w:rStyle w:val="Hyperlink"/>
-            <w:color w:val="auto"/>
-            <w:u w:val="none"/>
-            <w:lang w:val="es"/>
-          </w:rPr>
-          <w:t xml:space="preserve"> </w:t>
-        </w:r>
-        <w:proofErr w:type="spellStart"/>
-        <w:r>
-          <w:rPr>
-            <w:rStyle w:val="Hyperlink"/>
-            <w:color w:val="auto"/>
-            <w:u w:val="none"/>
-            <w:lang w:val="es"/>
-          </w:rPr>
-          <w:t>Dist</w:t>
-        </w:r>
-        <w:proofErr w:type="spellEnd"/>
-        <w:r>
-          <w:rPr>
-            <w:rStyle w:val="Hyperlink"/>
-            <w:color w:val="auto"/>
-            <w:u w:val="none"/>
-            <w:lang w:val="es"/>
-          </w:rPr>
-          <w:t xml:space="preserve">.) con aplicación de </w:t>
-        </w:r>
-        <w:proofErr w:type="spellStart"/>
-        <w:r>
-          <w:rPr>
-            <w:rStyle w:val="Hyperlink"/>
-            <w:color w:val="auto"/>
-            <w:u w:val="none"/>
-            <w:lang w:val="es"/>
-          </w:rPr>
-          <w:t>bioinsecticidas</w:t>
-        </w:r>
-        <w:proofErr w:type="spellEnd"/>
-        <w:r>
-          <w:rPr>
-            <w:rStyle w:val="Hyperlink"/>
-            <w:color w:val="auto"/>
-            <w:u w:val="none"/>
-            <w:lang w:val="es"/>
-          </w:rPr>
-          <w:t xml:space="preserve"> en la región de los Yungas de Bolivia. </w:t>
-        </w:r>
-        <w:r>
-          <w:rPr>
-            <w:rStyle w:val="Hyperlink"/>
-            <w:color w:val="auto"/>
-            <w:u w:val="none"/>
-            <w:lang w:val="en-US"/>
-          </w:rPr>
-          <w:t xml:space="preserve">Rev </w:t>
-        </w:r>
-        <w:proofErr w:type="spellStart"/>
-        <w:r>
-          <w:rPr>
-            <w:rStyle w:val="Hyperlink"/>
-            <w:color w:val="auto"/>
-            <w:u w:val="none"/>
-            <w:lang w:val="en-US"/>
-          </w:rPr>
-          <w:t>Investig</w:t>
-        </w:r>
-        <w:proofErr w:type="spellEnd"/>
-        <w:r>
-          <w:rPr>
-            <w:rStyle w:val="Hyperlink"/>
-            <w:color w:val="auto"/>
-            <w:u w:val="none"/>
-            <w:lang w:val="en-US"/>
-          </w:rPr>
-          <w:t xml:space="preserve"> E </w:t>
-        </w:r>
-        <w:proofErr w:type="spellStart"/>
-        <w:r>
-          <w:rPr>
-            <w:rStyle w:val="Hyperlink"/>
-            <w:color w:val="auto"/>
-            <w:u w:val="none"/>
-            <w:lang w:val="en-US"/>
-          </w:rPr>
-          <w:t>Innov</w:t>
-        </w:r>
-        <w:proofErr w:type="spellEnd"/>
-        <w:r>
-          <w:rPr>
-            <w:rStyle w:val="Hyperlink"/>
-            <w:color w:val="auto"/>
-            <w:u w:val="none"/>
-            <w:lang w:val="en-US"/>
-          </w:rPr>
-          <w:t xml:space="preserve"> </w:t>
-        </w:r>
-        <w:proofErr w:type="spellStart"/>
-        <w:r>
-          <w:rPr>
-            <w:rStyle w:val="Hyperlink"/>
-            <w:color w:val="auto"/>
-            <w:u w:val="none"/>
-            <w:lang w:val="en-US"/>
-          </w:rPr>
-          <w:t>Agropecu</w:t>
-        </w:r>
-        <w:proofErr w:type="spellEnd"/>
-        <w:r>
-          <w:rPr>
-            <w:rStyle w:val="Hyperlink"/>
-            <w:color w:val="auto"/>
-            <w:u w:val="none"/>
-            <w:lang w:val="en-US"/>
-          </w:rPr>
-          <w:t xml:space="preserve"> Recur Nat 4:31–39 </w:t>
-        </w:r>
-      </w:hyperlink>
-    </w:p>
-    <w:p>
-      <w:pPr>
-        <w:spacing w:before="240"/>
-        <w:rPr>
-          <w:color w:val="auto"/>
-          <w:lang w:val="en-US"/>
-        </w:rPr>
-      </w:pPr>
-      <w:hyperlink r:id="rId84">
-        <w:r>
-          <w:rPr>
-            <w:rStyle w:val="Hyperlink"/>
-            <w:color w:val="auto"/>
-            <w:u w:val="none"/>
-            <w:lang w:val="en-US"/>
-          </w:rPr>
-          <w:t xml:space="preserve">Kim J, Jung S (2018) COI barcoding of plant bugs (Insecta: Hemiptera: Miridae). PeerJ 6:e6070. https://doi.org/10.7717/peerj.6070 </w:t>
-        </w:r>
-      </w:hyperlink>
-    </w:p>
-    <w:p>
-      <w:pPr>
-        <w:spacing w:before="240"/>
-        <w:rPr>
-          <w:color w:val="auto"/>
-          <w:lang w:val="en-US"/>
-        </w:rPr>
-      </w:pPr>
-      <w:hyperlink r:id="rId85">
-        <w:r>
-          <w:rPr>
-            <w:rStyle w:val="Hyperlink"/>
-            <w:color w:val="auto"/>
-            <w:u w:val="none"/>
-            <w:lang w:val="en-US"/>
-          </w:rPr>
-          <w:t xml:space="preserve">Kongor JE, Owusu M, Oduro-Yeboah C (2024) Cocoa production in the 2020s: challenges and solutions. CABI Agric Biosci 102. https://doi.org/10.1186/s43170-024-00310-6 </w:t>
-        </w:r>
-      </w:hyperlink>
-    </w:p>
-    <w:p>
-      <w:pPr>
-        <w:spacing w:before="240"/>
-        <w:rPr>
-          <w:color w:val="auto"/>
-          <w:lang w:val="en-US"/>
-        </w:rPr>
-      </w:pPr>
-      <w:hyperlink r:id="rId86">
-        <w:r>
-          <w:rPr>
-            <w:rStyle w:val="Hyperlink"/>
-            <w:color w:val="auto"/>
-            <w:u w:val="none"/>
-            <w:lang w:val="en-US"/>
-          </w:rPr>
-          <w:t xml:space="preserve">Körner C (2007) The use of ‘altitude’ in ecological research. Trends Ecol Evol 22:569–574. https://doi.org/10.1016/j.tree.2007.09.006 </w:t>
-        </w:r>
-      </w:hyperlink>
-    </w:p>
-    <w:p>
-      <w:pPr>
-        <w:spacing w:before="240"/>
-        <w:rPr>
-          <w:color w:val="auto"/>
-          <w:lang w:val="en-US"/>
-        </w:rPr>
-      </w:pPr>
-      <w:hyperlink r:id="rId87">
-        <w:r>
-          <w:rPr>
-            <w:rStyle w:val="Hyperlink"/>
-            <w:color w:val="auto"/>
-            <w:u w:val="none"/>
-            <w:lang w:val="en-US"/>
-          </w:rPr>
-          <w:t xml:space="preserve">Kumar S, Stecher G, Li M, et al (2018) MEGA X: Molecular Evolutionary Genetics Analysis across Computing Platforms. Mol Biol Evol 35:1547–1549. https://doi.org/10.1093/molbev/msy096 </w:t>
-        </w:r>
-      </w:hyperlink>
-    </w:p>
-    <w:p>
-      <w:pPr>
-        <w:spacing w:before="240"/>
-        <w:rPr>
-          <w:color w:val="auto"/>
-          <w:lang w:val="en-US"/>
-        </w:rPr>
-      </w:pPr>
-      <w:hyperlink r:id="rId88">
-        <w:r>
-          <w:rPr>
-            <w:rStyle w:val="Hyperlink"/>
-            <w:color w:val="auto"/>
-            <w:u w:val="none"/>
-            <w:lang w:val="en-US"/>
-          </w:rPr>
-          <w:t xml:space="preserve">Leiva-Espinoza ST, Aguilar V, Banda-Martinez D, et al (2026) First report of Monalonion velezangeli (Hemiptera: Miridae) damaging avocado (Persea americana) in Peru. Phytoparasitica 54:50. https://doi.org/10.1007/s12600-026-01384-w </w:t>
-        </w:r>
-      </w:hyperlink>
-    </w:p>
-    <w:p>
-      <w:pPr>
-        <w:spacing w:before="240"/>
-        <w:rPr>
-          <w:color w:val="auto"/>
-          <w:lang w:val="en-US"/>
-        </w:rPr>
-      </w:pPr>
-      <w:hyperlink r:id="rId89">
-        <w:r>
-          <w:rPr>
-            <w:rStyle w:val="Hyperlink"/>
-            <w:color w:val="auto"/>
-            <w:u w:val="none"/>
-            <w:lang w:val="en-US"/>
-          </w:rPr>
-          <w:t xml:space="preserve">Marelli J-P, Guest DI, Bailey BA, et al (2019) Chocolate Under Threat from Old and New Cacao Diseases. Phytopathology® 109:1331–1343. https://doi.org/10.1094/PHYTO-12-18-0477-RVW </w:t>
-        </w:r>
-      </w:hyperlink>
-    </w:p>
-    <w:p>
-      <w:pPr>
-        <w:spacing w:before="240"/>
-        <w:rPr>
-          <w:color w:val="auto"/>
-          <w:lang w:val="en-US"/>
-        </w:rPr>
-      </w:pPr>
-      <w:hyperlink r:id="rId90">
-        <w:r>
-          <w:rPr>
-            <w:rStyle w:val="Hyperlink"/>
-            <w:color w:val="auto"/>
-            <w:u w:val="none"/>
-            <w:lang w:val="en-US"/>
-          </w:rPr>
-          <w:t xml:space="preserve">Moreira X, Petry WK, Mooney KA, et al (2018) Elevational gradients in plant defences and insect herbivory: recent advances in the field and prospects for future research. Ecography 41:1485–1496. https://doi.org/10.1111/ecog.03184 </w:t>
-        </w:r>
-      </w:hyperlink>
-    </w:p>
-    <w:p>
-      <w:pPr>
-        <w:spacing w:before="240"/>
-        <w:rPr>
-          <w:color w:val="auto"/>
-          <w:lang w:val="en-US"/>
-        </w:rPr>
-      </w:pPr>
-      <w:hyperlink r:id="rId91">
-        <w:r>
-          <w:rPr>
-            <w:rStyle w:val="Hyperlink"/>
-            <w:color w:val="auto"/>
-            <w:u w:val="none"/>
-            <w:lang w:val="en-US"/>
-          </w:rPr>
-          <w:t xml:space="preserve">Namyatova AA, Cassis G (2016) Systematic revision and phylogeny of the plant bug tribe Monaloniini (Insecta: Heteroptera: Miridae: Bryocorinae) of the world: Systematics of the Tribe Monaloniini. Zool J Linn Soc 176:36–136. https://doi.org/10.1111/zoj.12311 </w:t>
-        </w:r>
-      </w:hyperlink>
-    </w:p>
-    <w:p>
-      <w:pPr>
-        <w:spacing w:before="240"/>
-        <w:rPr>
-          <w:color w:val="auto"/>
-          <w:lang w:val="en-US"/>
-        </w:rPr>
-      </w:pPr>
-      <w:hyperlink r:id="rId92">
-        <w:r>
-          <w:rPr>
-            <w:rStyle w:val="Hyperlink"/>
-            <w:color w:val="auto"/>
-            <w:u w:val="none"/>
-            <w:lang w:val="en-US"/>
-          </w:rPr>
-          <w:t xml:space="preserve">Noboa M, Castillo C, Carvajal V, et al (2024) First record of Monalonion velezangeli (Hemiptera: Miridae) affecting avocado and cherimoya (Annona cherimola) as new hosts in Ecuador. Zootaxa 5519:423–429. https://doi.org/10.11646/zootaxa.5519.3.5 </w:t>
-        </w:r>
-      </w:hyperlink>
-    </w:p>
-    <w:p>
-      <w:pPr>
-        <w:spacing w:before="240"/>
-        <w:rPr>
-          <w:color w:val="auto"/>
-          <w:lang w:val="en-US"/>
-        </w:rPr>
-      </w:pPr>
-      <w:hyperlink r:id="rId93">
-        <w:r>
-          <w:rPr>
-            <w:rStyle w:val="Hyperlink"/>
-            <w:color w:val="auto"/>
-            <w:u w:val="none"/>
-            <w:lang w:val="en-US"/>
-          </w:rPr>
-          <w:t xml:space="preserve">Paudel S, Kandel P, Bhatta D, et al (2021) Insect Herbivore Populations and Plant Damage Increase at Higher Elevations. Insects 12:1129. https://doi.org/10.3390/insects12121129 </w:t>
-        </w:r>
-      </w:hyperlink>
-    </w:p>
-    <w:p>
-      <w:pPr>
-        <w:spacing w:before="240"/>
-        <w:rPr>
-          <w:color w:val="auto"/>
-          <w:lang w:val="en-US"/>
-        </w:rPr>
-      </w:pPr>
-      <w:hyperlink r:id="rId94">
-        <w:r>
-          <w:rPr>
-            <w:rStyle w:val="Hyperlink"/>
-            <w:color w:val="auto"/>
-            <w:u w:val="none"/>
-            <w:lang w:val="en-US"/>
-          </w:rPr>
-          <w:t xml:space="preserve">R Core Team, 2026 R: A Language and Environment for Statistical Computing </w:t>
-        </w:r>
-      </w:hyperlink>
-    </w:p>
-    <w:p>
-      <w:pPr>
-        <w:spacing w:before="240"/>
-        <w:rPr>
-          <w:color w:val="auto"/>
-          <w:lang w:val="es"/>
-        </w:rPr>
-      </w:pPr>
-      <w:hyperlink r:id="rId95">
-        <w:r>
-          <w:rPr>
-            <w:rStyle w:val="Hyperlink"/>
-            <w:color w:val="auto"/>
-            <w:u w:val="none"/>
-            <w:lang w:val="en-US"/>
-          </w:rPr>
-          <w:t xml:space="preserve">Tan H, Lou Y, Yan Y, et al (2025) Near T2T haplotype-resolved genomes of cacao (Theobroma cacao) variety CCN51. </w:t>
-        </w:r>
-        <w:r>
-          <w:rPr>
-            <w:rStyle w:val="Hyperlink"/>
-            <w:color w:val="auto"/>
-            <w:u w:val="none"/>
-            <w:lang w:val="es"/>
-          </w:rPr>
-          <w:t xml:space="preserve">Sci Data 13:163. https://doi.org/10.1038/s41597-025-06480-w </w:t>
-        </w:r>
-      </w:hyperlink>
-    </w:p>
-    <w:p>
-      <w:pPr>
-        <w:spacing w:before="240"/>
-        <w:rPr>
-          <w:color w:val="auto"/>
-          <w:lang w:val="es"/>
-        </w:rPr>
-      </w:pPr>
-      <w:hyperlink r:id="rId96">
-        <w:r>
-          <w:rPr>
-            <w:rStyle w:val="Hyperlink"/>
-            <w:color w:val="auto"/>
-            <w:u w:val="none"/>
-            <w:lang w:val="es"/>
-          </w:rPr>
-          <w:t xml:space="preserve">Vargas A, Somarriba E, Carballo M (2005) </w:t>
-        </w:r>
-        <w:proofErr w:type="spellStart"/>
-        <w:r>
-          <w:rPr>
-            <w:rStyle w:val="Hyperlink"/>
-            <w:color w:val="auto"/>
-            <w:u w:val="none"/>
-            <w:lang w:val="es"/>
-          </w:rPr>
-          <w:t>inámica</w:t>
-        </w:r>
-        <w:proofErr w:type="spellEnd"/>
-        <w:r>
-          <w:rPr>
-            <w:rStyle w:val="Hyperlink"/>
-            <w:color w:val="auto"/>
-            <w:u w:val="none"/>
-            <w:lang w:val="es"/>
-          </w:rPr>
-          <w:t xml:space="preserve"> poblacional del chinche (</w:t>
-        </w:r>
-        <w:proofErr w:type="spellStart"/>
-        <w:r>
-          <w:rPr>
-            <w:rStyle w:val="Hyperlink"/>
-            <w:color w:val="auto"/>
-            <w:u w:val="none"/>
-            <w:lang w:val="es"/>
-          </w:rPr>
-          <w:t>Monalonion</w:t>
-        </w:r>
-        <w:proofErr w:type="spellEnd"/>
-        <w:r>
-          <w:rPr>
-            <w:rStyle w:val="Hyperlink"/>
-            <w:color w:val="auto"/>
-            <w:u w:val="none"/>
-            <w:lang w:val="es"/>
-          </w:rPr>
-          <w:t xml:space="preserve"> </w:t>
-        </w:r>
-        <w:proofErr w:type="spellStart"/>
-        <w:r>
-          <w:rPr>
-            <w:rStyle w:val="Hyperlink"/>
-            <w:color w:val="auto"/>
-            <w:u w:val="none"/>
-            <w:lang w:val="es"/>
-          </w:rPr>
-          <w:t>dissimulatum</w:t>
-        </w:r>
-        <w:proofErr w:type="spellEnd"/>
-        <w:r>
-          <w:rPr>
-            <w:rStyle w:val="Hyperlink"/>
-            <w:color w:val="auto"/>
-            <w:u w:val="none"/>
-            <w:lang w:val="es"/>
-          </w:rPr>
-          <w:t xml:space="preserve"> </w:t>
-        </w:r>
-        <w:proofErr w:type="spellStart"/>
-        <w:r>
-          <w:rPr>
-            <w:rStyle w:val="Hyperlink"/>
-            <w:color w:val="auto"/>
-            <w:u w:val="none"/>
-            <w:lang w:val="es"/>
-          </w:rPr>
-          <w:t>Dist</w:t>
-        </w:r>
-        <w:proofErr w:type="spellEnd"/>
-        <w:r>
-          <w:rPr>
-            <w:rStyle w:val="Hyperlink"/>
-            <w:color w:val="auto"/>
-            <w:u w:val="none"/>
-            <w:lang w:val="es"/>
-          </w:rPr>
-          <w:t xml:space="preserve">.) y daño de mazorcas en plantaciones orgánicas de cacao del Alto Beni, Bolivia. Agroforestería En Las Américas 72–76 </w:t>
-        </w:r>
-      </w:hyperlink>
-    </w:p>
-    <w:p>
-      <w:pPr>
-        <w:spacing w:before="240"/>
-        <w:rPr>
-          <w:color w:val="auto"/>
-          <w:lang w:val="es"/>
-        </w:rPr>
-      </w:pPr>
-      <w:hyperlink r:id="rId97">
-        <w:r>
-          <w:rPr>
-            <w:rStyle w:val="Hyperlink"/>
-            <w:color w:val="auto"/>
-            <w:u w:val="none"/>
-            <w:lang w:val="es"/>
-          </w:rPr>
           <w:t xml:space="preserve">Vargas Serna E, Vargas Serna D, Chuyma Tomaylla M, et al (2020) EFECTO DEL EXTRACTO ACUOSO DE Clibadium surinamense L. EN EL CONTROL DE Monalonion dissimulatum Dist. EN UNA PLANTACIÓN DE CACAO (Theobroma cacao L.). Folia Amaz 28:217–225. https://doi.org/10.24841/fa.v28i2.484 </w:t>
         </w:r>
       </w:hyperlink>
     </w:p>
     <w:sectPr>
-      <w:footerReference w:type="even" r:id="rId98"/>
-      <w:footerReference w:type="default" r:id="rId99"/>
-      <w:footerReference w:type="first" r:id="rId100"/>
+      <w:footerReference w:type="even" r:id="rId81"/>
+      <w:footerReference w:type="default" r:id="rId82"/>
+      <w:footerReference w:type="first" r:id="rId83"/>
       <w:pgSz w:w="11906" w:h="16838"/>
       <w:pgMar w:top="1440" w:right="1440" w:bottom="1440" w:left="1440" w:header="720" w:footer="720" w:gutter="0"/>
       <w:lnNumType w:countBy="1" w:restart="continuous"/>
@@ -17534,6 +17880,7 @@
   <w:style w:type="character" w:default="1" w:styleId="DefaultParagraphFont">
     <w:name w:val="Default Paragraph Font"/>
     <w:uiPriority w:val="1"/>
+    <w:semiHidden/>
     <w:unhideWhenUsed/>
   </w:style>
   <w:style w:type="table" w:default="1" w:styleId="TableNormal">
